--- a/courts/ninth-circuit/alaska/federal/bankruptcy-district/adversary-complaint/usage/OUTPUT-adversary-complaint.docx
+++ b/courts/ninth-circuit/alaska/federal/bankruptcy-district/adversary-complaint/usage/OUTPUT-adversary-complaint.docx
@@ -4,48 +4,129 @@
   <w:body>
     <w:p>
       <w:pPr>
-        <w:pStyle w:val="Single"/>
+        <w:spacing w:before="0" w:after="0" w:line="276" w:lineRule="exact"/>
+        <w:ind w:left="0" w:firstLine="0"/>
+        <w:jc w:val="left"/>
       </w:pPr>
       <w:r>
-        <w:t xml:space="preserve">Erik LeRoy, P.C.</w:t>
+        <w:t xml:space="preserve">Erik</w:t>
+      </w:r>
+      <w:r>
+        <w:t xml:space="preserve"> </w:t>
+      </w:r>
+      <w:r>
+        <w:t xml:space="preserve">LeRoy,</w:t>
+      </w:r>
+      <w:r>
+        <w:t xml:space="preserve"> </w:t>
+      </w:r>
+      <w:r>
+        <w:t xml:space="preserve">P.C.</w:t>
       </w:r>
     </w:p>
     <w:p>
       <w:pPr>
-        <w:pStyle w:val="Single"/>
+        <w:spacing w:before="0" w:after="0" w:line="276" w:lineRule="exact"/>
+        <w:ind w:left="0" w:firstLine="0"/>
+        <w:jc w:val="left"/>
       </w:pPr>
       <w:r>
-        <w:t xml:space="preserve">500 L St., Ste 302</w:t>
+        <w:t xml:space="preserve">500</w:t>
+      </w:r>
+      <w:r>
+        <w:t xml:space="preserve"> </w:t>
+      </w:r>
+      <w:r>
+        <w:t xml:space="preserve">L</w:t>
+      </w:r>
+      <w:r>
+        <w:t xml:space="preserve"> </w:t>
+      </w:r>
+      <w:r>
+        <w:t xml:space="preserve">St.,</w:t>
+      </w:r>
+      <w:r>
+        <w:t xml:space="preserve"> </w:t>
+      </w:r>
+      <w:r>
+        <w:t xml:space="preserve">Ste</w:t>
+      </w:r>
+      <w:r>
+        <w:t xml:space="preserve"> </w:t>
+      </w:r>
+      <w:r>
+        <w:t xml:space="preserve">302</w:t>
       </w:r>
     </w:p>
     <w:p>
       <w:pPr>
-        <w:pStyle w:val="Single"/>
+        <w:spacing w:before="0" w:after="0" w:line="276" w:lineRule="exact"/>
+        <w:ind w:left="0" w:firstLine="0"/>
+        <w:jc w:val="left"/>
       </w:pPr>
       <w:r>
-        <w:t xml:space="preserve">Anchorage, Alaska 99501</w:t>
+        <w:t xml:space="preserve">Anchorage,</w:t>
+      </w:r>
+      <w:r>
+        <w:t xml:space="preserve"> </w:t>
+      </w:r>
+      <w:r>
+        <w:t xml:space="preserve">Alaska</w:t>
+      </w:r>
+      <w:r>
+        <w:t xml:space="preserve"> </w:t>
+      </w:r>
+      <w:r>
+        <w:t xml:space="preserve">99501</w:t>
       </w:r>
     </w:p>
     <w:p>
       <w:pPr>
-        <w:pStyle w:val="Single"/>
+        <w:spacing w:before="0" w:after="0" w:line="276" w:lineRule="exact"/>
+        <w:ind w:left="0" w:firstLine="0"/>
+        <w:jc w:val="left"/>
       </w:pPr>
       <w:r>
-        <w:t xml:space="preserve">(907) 277-2006</w:t>
+        <w:t xml:space="preserve">(907)</w:t>
+      </w:r>
+      <w:r>
+        <w:t xml:space="preserve"> </w:t>
+      </w:r>
+      <w:r>
+        <w:t xml:space="preserve">277</w:t>
+        <w:noBreakHyphen/>
+        <w:t xml:space="preserve">2006</w:t>
       </w:r>
     </w:p>
     <w:p>
       <w:pPr>
-        <w:pStyle w:val="Single"/>
+        <w:spacing w:before="0" w:after="0" w:line="276" w:lineRule="exact"/>
+        <w:ind w:left="0" w:firstLine="0"/>
+        <w:jc w:val="left"/>
       </w:pPr>
       <w:r>
-        <w:t xml:space="preserve">Attorney for Trustee</w:t>
+        <w:t xml:space="preserve">Attorney</w:t>
+      </w:r>
+      <w:r>
+        <w:t xml:space="preserve"> </w:t>
+      </w:r>
+      <w:r>
+        <w:t xml:space="preserve">for</w:t>
+      </w:r>
+      <w:r>
+        <w:t xml:space="preserve"> </w:t>
+      </w:r>
+      <w:r>
+        <w:t xml:space="preserve">Trustee</w:t>
       </w:r>
     </w:p>
     <w:p>
       <w:pPr>
-        <w:pStyle w:val="Centered"/>
-        <w:spacing w:before="360" w:after="0" w:line="276" w:lineRule="exact"/>
+        <w:keepNext/>
+        <w:keepLines/>
+        <w:spacing w:before="480" w:after="0" w:line="276" w:lineRule="exact"/>
+        <w:ind w:left="0" w:firstLine="0"/>
+        <w:jc w:val="center"/>
       </w:pPr>
       <w:r>
         <w:rPr>
@@ -57,8 +138,11 @@
     </w:p>
     <w:p>
       <w:pPr>
-        <w:pStyle w:val="Centered"/>
-        <w:spacing w:before="0" w:after="360" w:line="276" w:lineRule="exact"/>
+        <w:keepNext/>
+        <w:keepLines/>
+        <w:spacing w:before="0" w:after="0" w:line="276" w:lineRule="exact"/>
+        <w:ind w:left="0" w:firstLine="0"/>
+        <w:jc w:val="center"/>
       </w:pPr>
       <w:r>
         <w:rPr>
@@ -70,22 +154,15 @@
     </w:p>
     <w:tbl>
       <w:tblPr>
-        <w:tblStyle w:val="TableNormal"/>
         <w:tblW w:w="9360" w:type="dxa"/>
-        <w:tblBorders>
-          <w:top w:val="nil"/>
-          <w:left w:val="nil"/>
-          <w:bottom w:val="nil"/>
-          <w:right w:val="nil"/>
-          <w:insideH w:val="nil"/>
-          <w:insideV w:val="nil"/>
-        </w:tblBorders>
         <w:tblLayout w:type="fixed"/>
         <w:tblCellMar>
+          <w:top w:w="0" w:type="dxa"/>
           <w:left w:w="0" w:type="dxa"/>
+          <w:bottom w:w="0" w:type="dxa"/>
           <w:right w:w="0" w:type="dxa"/>
         </w:tblCellMar>
-        <w:tblLook w:val="0000" w:firstRow="0" w:lastRow="0" w:firstColumn="0" w:lastColumn="0" w:noHBand="1" w:noVBand="1"/>
+        <w:tblLook w:val="0000" w:firstRow="0" w:lastRow="0" w:firstColumn="0" w:lastColumn="0" w:noHBand="0" w:noVBand="0"/>
       </w:tblPr>
       <w:tblGrid>
         <w:gridCol w:w="4752"/>
@@ -102,27 +179,52 @@
             <w:tcBorders>
               <w:bottom w:val="single" w:sz="6" w:space="0" w:color="000000"/>
             </w:tcBorders>
+            <w:tcMar>
+              <w:right w:w="200" w:type="dxa"/>
+            </w:tcMar>
           </w:tcPr>
           <w:p>
             <w:pPr>
-              <w:pStyle w:val="Single"/>
+              <w:spacing w:before="480" w:after="0" w:line="276" w:lineRule="exact"/>
+              <w:ind w:left="0" w:firstLine="0"/>
+              <w:jc w:val="left"/>
             </w:pPr>
             <w:r>
-              <w:t xml:space="preserve">In re:</w:t>
+              <w:t xml:space="preserve">In</w:t>
+            </w:r>
+            <w:r>
+              <w:t xml:space="preserve"> </w:t>
+            </w:r>
+            <w:r>
+              <w:t xml:space="preserve">re:</w:t>
             </w:r>
           </w:p>
           <w:p>
             <w:pPr>
-              <w:pStyle w:val="Single"/>
+              <w:spacing w:before="0" w:after="0" w:line="276" w:lineRule="exact"/>
+              <w:ind w:left="0" w:firstLine="0"/>
+              <w:jc w:val="left"/>
             </w:pPr>
             <w:r>
-              <w:t xml:space="preserve">AURORA GAS LLC</w:t>
+              <w:t xml:space="preserve">AURORA</w:t>
+            </w:r>
+            <w:r>
+              <w:t xml:space="preserve"> </w:t>
+            </w:r>
+            <w:r>
+              <w:t xml:space="preserve">GAS</w:t>
+            </w:r>
+            <w:r>
+              <w:t xml:space="preserve"> </w:t>
+            </w:r>
+            <w:r>
+              <w:t xml:space="preserve">LLC</w:t>
             </w:r>
           </w:p>
           <w:p>
             <w:pPr>
-              <w:pStyle w:val="Single"/>
-              <w:spacing w:before="40" w:after="40" w:line="276" w:lineRule="exact"/>
+              <w:spacing w:before="0" w:after="105" w:line="276" w:lineRule="exact"/>
+              <w:ind w:left="0" w:firstLine="0"/>
               <w:jc w:val="right"/>
             </w:pPr>
             <w:r>
@@ -136,7 +238,9 @@
           </w:tcPr>
           <w:p>
             <w:pPr>
-              <w:pStyle w:val="Single"/>
+              <w:spacing w:before="480" w:after="0" w:line="276" w:lineRule="exact"/>
+              <w:ind w:left="0" w:firstLine="0"/>
+              <w:jc w:val="left"/>
             </w:pPr>
           </w:p>
         </w:tc>
@@ -146,11 +250,26 @@
           </w:tcPr>
           <w:p>
             <w:pPr>
-              <w:pStyle w:val="Single"/>
-              <w:ind w:left="144"/>
+              <w:spacing w:before="480" w:after="0" w:line="276" w:lineRule="exact"/>
+              <w:ind w:left="144" w:firstLine="0"/>
+              <w:jc w:val="left"/>
             </w:pPr>
             <w:r>
-              <w:t xml:space="preserve">Case No. 16-00130</w:t>
+              <w:t xml:space="preserve">Case</w:t>
+            </w:r>
+            <w:r>
+              <w:t xml:space="preserve"> </w:t>
+            </w:r>
+            <w:r>
+              <w:t xml:space="preserve">No.</w:t>
+            </w:r>
+            <w:r>
+              <w:t xml:space="preserve"> </w:t>
+            </w:r>
+            <w:r>
+              <w:t xml:space="preserve">16</w:t>
+              <w:noBreakHyphen/>
+              <w:t xml:space="preserve">00130</w:t>
             </w:r>
           </w:p>
         </w:tc>
@@ -165,9 +284,9 @@
           </w:tcPr>
           <w:p>
             <w:pPr>
-              <w:pStyle w:val="Single"/>
-              <w:spacing w:before="40" w:after="0" w:line="276" w:lineRule="exact"/>
-              <w:ind w:left="1728"/>
+              <w:spacing w:before="120" w:after="120" w:line="276" w:lineRule="exact"/>
+              <w:ind w:left="1728" w:firstLine="0"/>
+              <w:jc w:val="left"/>
             </w:pPr>
             <w:r>
               <w:t xml:space="preserve">v.</w:t>
@@ -180,7 +299,9 @@
           </w:tcPr>
           <w:p>
             <w:pPr>
-              <w:pStyle w:val="Single"/>
+              <w:spacing w:before="0" w:after="0" w:line="276" w:lineRule="exact"/>
+              <w:ind w:left="0" w:firstLine="0"/>
+              <w:jc w:val="left"/>
             </w:pPr>
           </w:p>
         </w:tc>
@@ -190,7 +311,9 @@
           </w:tcPr>
           <w:p>
             <w:pPr>
-              <w:pStyle w:val="Single"/>
+              <w:spacing w:before="0" w:after="0" w:line="276" w:lineRule="exact"/>
+              <w:ind w:left="0" w:firstLine="0"/>
+              <w:jc w:val="left"/>
             </w:pPr>
           </w:p>
         </w:tc>
@@ -205,19 +328,42 @@
             <w:tcBorders>
               <w:bottom w:val="single" w:sz="6" w:space="0" w:color="000000"/>
             </w:tcBorders>
+            <w:tcMar>
+              <w:right w:w="200" w:type="dxa"/>
+            </w:tcMar>
           </w:tcPr>
           <w:p>
             <w:pPr>
-              <w:pStyle w:val="Single"/>
+              <w:spacing w:before="0" w:after="0" w:line="276" w:lineRule="exact"/>
+              <w:ind w:left="0" w:firstLine="0"/>
+              <w:jc w:val="left"/>
             </w:pPr>
             <w:r>
-              <w:t xml:space="preserve">KENNETH W. BATTLEY, TRUSTEE</w:t>
+              <w:t xml:space="preserve">KENNETH</w:t>
+            </w:r>
+            <w:r>
+              <w:t xml:space="preserve"> </w:t>
+            </w:r>
+            <w:r>
+              <w:t xml:space="preserve">W.</w:t>
+            </w:r>
+            <w:r>
+              <w:t xml:space="preserve"> </w:t>
+            </w:r>
+            <w:r>
+              <w:t xml:space="preserve">BATTLEY,</w:t>
+            </w:r>
+            <w:r>
+              <w:t xml:space="preserve"> </w:t>
+            </w:r>
+            <w:r>
+              <w:t xml:space="preserve">TRUSTEE</w:t>
             </w:r>
           </w:p>
           <w:p>
             <w:pPr>
-              <w:pStyle w:val="Single"/>
-              <w:spacing w:before="40" w:after="40" w:line="276" w:lineRule="exact"/>
+              <w:spacing w:before="0" w:after="105" w:line="276" w:lineRule="exact"/>
+              <w:ind w:left="0" w:firstLine="0"/>
               <w:jc w:val="right"/>
             </w:pPr>
             <w:r>
@@ -231,7 +377,9 @@
           </w:tcPr>
           <w:p>
             <w:pPr>
-              <w:pStyle w:val="Single"/>
+              <w:spacing w:before="0" w:after="0" w:line="276" w:lineRule="exact"/>
+              <w:ind w:left="0" w:firstLine="0"/>
+              <w:jc w:val="left"/>
             </w:pPr>
           </w:p>
         </w:tc>
@@ -241,11 +389,32 @@
           </w:tcPr>
           <w:p>
             <w:pPr>
-              <w:pStyle w:val="Single"/>
-              <w:ind w:left="144"/>
+              <w:spacing w:before="0" w:after="0" w:line="276" w:lineRule="exact"/>
+              <w:ind w:left="144" w:firstLine="0"/>
+              <w:jc w:val="left"/>
             </w:pPr>
             <w:r>
-              <w:t xml:space="preserve">Adv. Proc. No. 18-90016</w:t>
+              <w:t xml:space="preserve">Adv.</w:t>
+            </w:r>
+            <w:r>
+              <w:t xml:space="preserve"> </w:t>
+            </w:r>
+            <w:r>
+              <w:t xml:space="preserve">Proc.</w:t>
+            </w:r>
+            <w:r>
+              <w:t xml:space="preserve"> </w:t>
+            </w:r>
+            <w:r>
+              <w:t xml:space="preserve">No.</w:t>
+            </w:r>
+            <w:r>
+              <w:t xml:space="preserve"> </w:t>
+            </w:r>
+            <w:r>
+              <w:t xml:space="preserve">18</w:t>
+              <w:noBreakHyphen/>
+              <w:t xml:space="preserve">90016</w:t>
             </w:r>
           </w:p>
         </w:tc>
@@ -260,9 +429,9 @@
           </w:tcPr>
           <w:p>
             <w:pPr>
-              <w:pStyle w:val="Single"/>
-              <w:spacing w:before="40" w:after="0" w:line="276" w:lineRule="exact"/>
-              <w:ind w:left="1728"/>
+              <w:spacing w:before="120" w:after="120" w:line="276" w:lineRule="exact"/>
+              <w:ind w:left="1728" w:firstLine="0"/>
+              <w:jc w:val="left"/>
             </w:pPr>
             <w:r>
               <w:t xml:space="preserve">v.</w:t>
@@ -275,7 +444,9 @@
           </w:tcPr>
           <w:p>
             <w:pPr>
-              <w:pStyle w:val="Single"/>
+              <w:spacing w:before="0" w:after="0" w:line="276" w:lineRule="exact"/>
+              <w:ind w:left="0" w:firstLine="0"/>
+              <w:jc w:val="left"/>
             </w:pPr>
           </w:p>
         </w:tc>
@@ -285,7 +456,9 @@
           </w:tcPr>
           <w:p>
             <w:pPr>
-              <w:pStyle w:val="Single"/>
+              <w:spacing w:before="0" w:after="0" w:line="276" w:lineRule="exact"/>
+              <w:ind w:left="0" w:firstLine="0"/>
+              <w:jc w:val="left"/>
             </w:pPr>
           </w:p>
         </w:tc>
@@ -300,27 +473,88 @@
             <w:tcBorders>
               <w:bottom w:val="single" w:sz="6" w:space="0" w:color="000000"/>
             </w:tcBorders>
+            <w:tcMar>
+              <w:right w:w="200" w:type="dxa"/>
+            </w:tcMar>
           </w:tcPr>
           <w:p>
             <w:pPr>
-              <w:pStyle w:val="Single"/>
+              <w:spacing w:before="0" w:after="0" w:line="276" w:lineRule="exact"/>
+              <w:ind w:left="0" w:firstLine="0"/>
+              <w:jc w:val="left"/>
             </w:pPr>
             <w:r>
-              <w:t xml:space="preserve">FURIE OPERATING ALASKA, LLC &amp;</w:t>
+              <w:t xml:space="preserve">FURIE</w:t>
+            </w:r>
+            <w:r>
+              <w:t xml:space="preserve"> </w:t>
+            </w:r>
+            <w:r>
+              <w:t xml:space="preserve">OPERATING</w:t>
+            </w:r>
+            <w:r>
+              <w:t xml:space="preserve"> </w:t>
+            </w:r>
+            <w:r>
+              <w:t xml:space="preserve">ALASKA,</w:t>
+            </w:r>
+            <w:r>
+              <w:t xml:space="preserve"> </w:t>
+            </w:r>
+            <w:r>
+              <w:t xml:space="preserve">LLC</w:t>
+            </w:r>
+            <w:r>
+              <w:t xml:space="preserve"> </w:t>
+            </w:r>
+            <w:r>
+              <w:t xml:space="preserve">&amp;</w:t>
             </w:r>
           </w:p>
           <w:p>
             <w:pPr>
-              <w:pStyle w:val="Single"/>
+              <w:spacing w:before="0" w:after="0" w:line="276" w:lineRule="exact"/>
+              <w:ind w:left="0" w:firstLine="0"/>
+              <w:jc w:val="left"/>
             </w:pPr>
             <w:r>
-              <w:t xml:space="preserve">CORNUCOPIA OIL &amp; GAS COMPANY LLC</w:t>
+              <w:t xml:space="preserve">CORNUCOPIA</w:t>
+            </w:r>
+            <w:r>
+              <w:t xml:space="preserve"> </w:t>
+            </w:r>
+            <w:r>
+              <w:t xml:space="preserve">OIL</w:t>
+            </w:r>
+            <w:r>
+              <w:t xml:space="preserve"> </w:t>
+            </w:r>
+            <w:r>
+              <w:t xml:space="preserve">&amp;</w:t>
+            </w:r>
+            <w:r>
+              <w:t xml:space="preserve"> </w:t>
+            </w:r>
+            <w:r>
+              <w:t xml:space="preserve">GAS</w:t>
+            </w:r>
+            <w:r>
+              <w:t xml:space="preserve"> </w:t>
+            </w:r>
+            <w:r>
+              <w:t xml:space="preserve">COMPANY</w:t>
+            </w:r>
+            <w:r>
+              <w:t xml:space="preserve"> </w:t>
+            </w:r>
+            <w:r>
+              <w:t xml:space="preserve">LLC</w:t>
             </w:r>
           </w:p>
           <w:p>
             <w:pPr>
-              <w:pStyle w:val="Single"/>
-              <w:spacing w:before="40" w:after="40" w:line="276" w:lineRule="exact"/>
+              <w:spacing w:before="0" w:after="105" w:line="276" w:lineRule="exact"/>
+              <w:ind w:left="0" w:firstLine="0"/>
               <w:jc w:val="right"/>
             </w:pPr>
             <w:r>
@@ -334,7 +568,9 @@
           </w:tcPr>
           <w:p>
             <w:pPr>
-              <w:pStyle w:val="Single"/>
+              <w:spacing w:before="0" w:after="0" w:line="276" w:lineRule="exact"/>
+              <w:ind w:left="0" w:firstLine="0"/>
+              <w:jc w:val="left"/>
             </w:pPr>
           </w:p>
         </w:tc>
@@ -344,7 +580,9 @@
           </w:tcPr>
           <w:p>
             <w:pPr>
-              <w:pStyle w:val="Single"/>
+              <w:spacing w:before="0" w:after="0" w:line="276" w:lineRule="exact"/>
+              <w:ind w:left="0" w:firstLine="0"/>
+              <w:jc w:val="left"/>
             </w:pPr>
           </w:p>
         </w:tc>
@@ -352,47 +590,263 @@
     </w:tbl>
     <w:p>
       <w:pPr>
-        <w:pStyle w:val="Centered"/>
         <w:spacing w:before="480" w:after="0" w:line="276" w:lineRule="exact"/>
+        <w:ind w:left="0" w:firstLine="0"/>
+        <w:jc w:val="center"/>
       </w:pPr>
       <w:r>
         <w:rPr>
           <w:b/>
           <w:bCs/>
         </w:rPr>
-        <w:t xml:space="preserve">COMPLAINT FOR AVOIDANCE AND RECOVERY OF PAYMENTS</w:t>
+        <w:t xml:space="preserve">COMPLAINT</w:t>
+      </w:r>
+      <w:r>
+        <w:rPr>
+          <w:b/>
+          <w:bCs/>
+        </w:rPr>
+        <w:t xml:space="preserve"> </w:t>
+      </w:r>
+      <w:r>
+        <w:rPr>
+          <w:b/>
+          <w:bCs/>
+        </w:rPr>
+        <w:t xml:space="preserve">FOR</w:t>
+      </w:r>
+      <w:r>
+        <w:rPr>
+          <w:b/>
+          <w:bCs/>
+        </w:rPr>
+        <w:t xml:space="preserve"> </w:t>
+      </w:r>
+      <w:r>
+        <w:rPr>
+          <w:b/>
+          <w:bCs/>
+        </w:rPr>
+        <w:t xml:space="preserve">AVOIDANCE</w:t>
+      </w:r>
+      <w:r>
+        <w:rPr>
+          <w:b/>
+          <w:bCs/>
+        </w:rPr>
+        <w:t xml:space="preserve"> </w:t>
+      </w:r>
+      <w:r>
+        <w:rPr>
+          <w:b/>
+          <w:bCs/>
+        </w:rPr>
+        <w:t xml:space="preserve">AND</w:t>
+      </w:r>
+      <w:r>
+        <w:rPr>
+          <w:b/>
+          <w:bCs/>
+        </w:rPr>
+        <w:t xml:space="preserve"> </w:t>
+      </w:r>
+      <w:r>
+        <w:rPr>
+          <w:b/>
+          <w:bCs/>
+        </w:rPr>
+        <w:t xml:space="preserve">RECOVERY</w:t>
+      </w:r>
+      <w:r>
+        <w:rPr>
+          <w:b/>
+          <w:bCs/>
+        </w:rPr>
+        <w:t xml:space="preserve"> </w:t>
+      </w:r>
+      <w:r>
+        <w:rPr>
+          <w:b/>
+          <w:bCs/>
+        </w:rPr>
+        <w:t xml:space="preserve">OF</w:t>
+      </w:r>
+      <w:r>
+        <w:rPr>
+          <w:b/>
+          <w:bCs/>
+        </w:rPr>
+        <w:t xml:space="preserve"> </w:t>
+      </w:r>
+      <w:r>
+        <w:rPr>
+          <w:b/>
+          <w:bCs/>
+        </w:rPr>
+        <w:t xml:space="preserve">PAYMENTS</w:t>
       </w:r>
     </w:p>
     <w:p>
       <w:pPr>
-        <w:pStyle w:val="Centered"/>
-        <w:spacing w:before="120" w:after="600" w:line="276" w:lineRule="exact"/>
+        <w:spacing w:before="120" w:after="0" w:line="276" w:lineRule="exact"/>
+        <w:ind w:left="0" w:firstLine="0"/>
+        <w:jc w:val="center"/>
       </w:pPr>
       <w:r>
-        <w:t xml:space="preserve">(Bankruptcy Code §§ 549 and 550)</w:t>
+        <w:t xml:space="preserve">(Bankruptcy</w:t>
+      </w:r>
+      <w:r>
+        <w:t xml:space="preserve"> </w:t>
+      </w:r>
+      <w:r>
+        <w:t xml:space="preserve">Code</w:t>
+      </w:r>
+      <w:r>
+        <w:t xml:space="preserve"> </w:t>
+      </w:r>
+      <w:r>
+        <w:t xml:space="preserve">§§</w:t>
+      </w:r>
+      <w:r>
+        <w:t xml:space="preserve"> </w:t>
+      </w:r>
+      <w:r>
+        <w:t xml:space="preserve">549</w:t>
+      </w:r>
+      <w:r>
+        <w:t xml:space="preserve"> </w:t>
+      </w:r>
+      <w:r>
+        <w:t xml:space="preserve">and</w:t>
+      </w:r>
+      <w:r>
+        <w:t xml:space="preserve"> </w:t>
+      </w:r>
+      <w:r>
+        <w:t xml:space="preserve">550)</w:t>
       </w:r>
     </w:p>
     <w:p>
       <w:pPr>
-        <w:pStyle w:val="LeadIn"/>
+        <w:spacing w:before="480" w:after="0" w:line="480" w:lineRule="exact"/>
+        <w:ind w:left="0" w:firstLine="720"/>
+        <w:jc w:val="left"/>
       </w:pPr>
       <w:r>
-        <w:t xml:space="preserve">Plaintiff, for its cause of action in this matter, hereby alleges as follows:</w:t>
+        <w:t xml:space="preserve">Plaintiff,</w:t>
+      </w:r>
+      <w:r>
+        <w:t xml:space="preserve"> </w:t>
+      </w:r>
+      <w:r>
+        <w:t xml:space="preserve">for</w:t>
+      </w:r>
+      <w:r>
+        <w:t xml:space="preserve"> </w:t>
+      </w:r>
+      <w:r>
+        <w:t xml:space="preserve">its</w:t>
+      </w:r>
+      <w:r>
+        <w:t xml:space="preserve"> </w:t>
+      </w:r>
+      <w:r>
+        <w:t xml:space="preserve">cause</w:t>
+      </w:r>
+      <w:r>
+        <w:t xml:space="preserve"> </w:t>
+      </w:r>
+      <w:r>
+        <w:t xml:space="preserve">of</w:t>
+      </w:r>
+      <w:r>
+        <w:t xml:space="preserve"> </w:t>
+      </w:r>
+      <w:r>
+        <w:t xml:space="preserve">action</w:t>
+      </w:r>
+      <w:r>
+        <w:t xml:space="preserve"> </w:t>
+      </w:r>
+      <w:r>
+        <w:t xml:space="preserve">in</w:t>
+      </w:r>
+      <w:r>
+        <w:t xml:space="preserve"> </w:t>
+      </w:r>
+      <w:r>
+        <w:t xml:space="preserve">this</w:t>
+      </w:r>
+      <w:r>
+        <w:t xml:space="preserve"> </w:t>
+      </w:r>
+      <w:r>
+        <w:t xml:space="preserve">matter,</w:t>
+      </w:r>
+      <w:r>
+        <w:t xml:space="preserve"> </w:t>
+      </w:r>
+      <w:r>
+        <w:t xml:space="preserve">hereby</w:t>
+      </w:r>
+      <w:r>
+        <w:t xml:space="preserve"> </w:t>
+      </w:r>
+      <w:r>
+        <w:t xml:space="preserve">alleges</w:t>
+      </w:r>
+      <w:r>
+        <w:t xml:space="preserve"> </w:t>
+      </w:r>
+      <w:r>
+        <w:t xml:space="preserve">as</w:t>
+      </w:r>
+      <w:r>
+        <w:t xml:space="preserve"> </w:t>
+      </w:r>
+      <w:r>
+        <w:t xml:space="preserve">follows:</w:t>
       </w:r>
     </w:p>
     <w:p>
       <w:pPr>
         <w:pStyle w:val="Heading1"/>
+        <w:keepNext/>
+        <w:keepLines/>
+        <w:spacing w:before="240" w:after="0" w:line="480" w:lineRule="exact"/>
+        <w:ind w:left="0" w:firstLine="0"/>
+        <w:jc w:val="center"/>
       </w:pPr>
-      <w:bookmarkStart w:id="109" w:name="_60e06152f67aed4749f95b0339e0cc921ffa1c0"/>
-      <w:r>
-        <w:t xml:space="preserve">I. BACKGROUND</w:t>
-      </w:r>
-      <w:bookmarkEnd w:id="109"/>
+      <w:r>
+        <w:rPr>
+          <w:b/>
+          <w:bCs/>
+        </w:rPr>
+        <w:t xml:space="preserve">I.</w:t>
+      </w:r>
+      <w:r>
+        <w:rPr>
+          <w:b/>
+          <w:bCs/>
+        </w:rPr>
+        <w:t xml:space="preserve"> </w:t>
+      </w:r>
+      <w:r>
+        <w:rPr>
+          <w:b/>
+          <w:bCs/>
+        </w:rPr>
+        <w:t xml:space="preserve">BACKGROUND</w:t>
+      </w:r>
     </w:p>
     <w:p>
       <w:pPr>
-        <w:pStyle w:val="Allegation"/>
+        <w:tabs>
+          <w:tab w:val="left" w:pos="1224"/>
+        </w:tabs>
+        <w:spacing w:before="0" w:after="0" w:line="480" w:lineRule="exact"/>
+        <w:ind w:left="0" w:firstLine="720"/>
+        <w:jc w:val="left"/>
       </w:pPr>
       <w:r>
         <w:t xml:space="preserve">1.</w:t>
@@ -401,12 +855,425 @@
         <w:tab/>
       </w:r>
       <w:r>
-        <w:t xml:space="preserve">On May 3, 2016 at 10:54 am (“Petition Date”), three of Aurora Gas, LLC’s creditors filed an involuntary petition for relief against Aurora Gas, LLC (Debtor) under Chapter 11 of the U.S. Bankruptcy Code in the Bankruptcy Court for the District of Alaska. The Court signed its Order for Relief in the involuntary case on June 14, 2016 and that Order was docketed June 15, 2016 at DE 17.</w:t>
+        <w:t xml:space="preserve">On</w:t>
+      </w:r>
+      <w:r>
+        <w:t xml:space="preserve"> </w:t>
+      </w:r>
+      <w:r>
+        <w:t xml:space="preserve">May</w:t>
+      </w:r>
+      <w:r>
+        <w:t xml:space="preserve"> </w:t>
+      </w:r>
+      <w:r>
+        <w:t xml:space="preserve">3,</w:t>
+      </w:r>
+      <w:r>
+        <w:t xml:space="preserve"> </w:t>
+      </w:r>
+      <w:r>
+        <w:t xml:space="preserve">2016</w:t>
+      </w:r>
+      <w:r>
+        <w:t xml:space="preserve"> </w:t>
+      </w:r>
+      <w:r>
+        <w:t xml:space="preserve">at</w:t>
+      </w:r>
+      <w:r>
+        <w:t xml:space="preserve"> </w:t>
+      </w:r>
+      <w:r>
+        <w:t xml:space="preserve">10:54</w:t>
+      </w:r>
+      <w:r>
+        <w:t xml:space="preserve"> </w:t>
+      </w:r>
+      <w:r>
+        <w:t xml:space="preserve">am</w:t>
+      </w:r>
+      <w:r>
+        <w:t xml:space="preserve"> </w:t>
+      </w:r>
+      <w:r>
+        <w:t xml:space="preserve">(“Petition</w:t>
+      </w:r>
+      <w:r>
+        <w:t xml:space="preserve"> </w:t>
+      </w:r>
+      <w:r>
+        <w:t xml:space="preserve">Date”),</w:t>
+      </w:r>
+      <w:r>
+        <w:t xml:space="preserve"> </w:t>
+      </w:r>
+      <w:r>
+        <w:t xml:space="preserve">three</w:t>
+      </w:r>
+      <w:r>
+        <w:t xml:space="preserve"> </w:t>
+      </w:r>
+      <w:r>
+        <w:t xml:space="preserve">of</w:t>
+      </w:r>
+      <w:r>
+        <w:t xml:space="preserve"> </w:t>
+      </w:r>
+      <w:r>
+        <w:t xml:space="preserve">Aurora</w:t>
+      </w:r>
+      <w:r>
+        <w:t xml:space="preserve"> </w:t>
+      </w:r>
+      <w:r>
+        <w:t xml:space="preserve">Gas,</w:t>
+      </w:r>
+      <w:r>
+        <w:t xml:space="preserve"> </w:t>
+      </w:r>
+      <w:r>
+        <w:t xml:space="preserve">LLC’s</w:t>
+      </w:r>
+      <w:r>
+        <w:t xml:space="preserve"> </w:t>
+      </w:r>
+      <w:r>
+        <w:t xml:space="preserve">creditors</w:t>
+      </w:r>
+      <w:r>
+        <w:t xml:space="preserve"> </w:t>
+      </w:r>
+      <w:r>
+        <w:t xml:space="preserve">filed</w:t>
+      </w:r>
+      <w:r>
+        <w:t xml:space="preserve"> </w:t>
+      </w:r>
+      <w:r>
+        <w:t xml:space="preserve">an</w:t>
+      </w:r>
+      <w:r>
+        <w:t xml:space="preserve"> </w:t>
+      </w:r>
+      <w:r>
+        <w:t xml:space="preserve">involuntary</w:t>
+      </w:r>
+      <w:r>
+        <w:t xml:space="preserve"> </w:t>
+      </w:r>
+      <w:r>
+        <w:t xml:space="preserve">petition</w:t>
+      </w:r>
+      <w:r>
+        <w:t xml:space="preserve"> </w:t>
+      </w:r>
+      <w:r>
+        <w:t xml:space="preserve">for</w:t>
+      </w:r>
+      <w:r>
+        <w:t xml:space="preserve"> </w:t>
+      </w:r>
+      <w:r>
+        <w:t xml:space="preserve">relief</w:t>
+      </w:r>
+      <w:r>
+        <w:t xml:space="preserve"> </w:t>
+      </w:r>
+      <w:r>
+        <w:t xml:space="preserve">against</w:t>
+      </w:r>
+      <w:r>
+        <w:t xml:space="preserve"> </w:t>
+      </w:r>
+      <w:r>
+        <w:t xml:space="preserve">Aurora</w:t>
+      </w:r>
+      <w:r>
+        <w:t xml:space="preserve"> </w:t>
+      </w:r>
+      <w:r>
+        <w:t xml:space="preserve">Gas,</w:t>
+      </w:r>
+      <w:r>
+        <w:t xml:space="preserve"> </w:t>
+      </w:r>
+      <w:r>
+        <w:t xml:space="preserve">LLC</w:t>
+      </w:r>
+      <w:r>
+        <w:t xml:space="preserve"> </w:t>
+      </w:r>
+      <w:r>
+        <w:t xml:space="preserve">(Debtor)</w:t>
+      </w:r>
+      <w:r>
+        <w:t xml:space="preserve"> </w:t>
+      </w:r>
+      <w:r>
+        <w:t xml:space="preserve">under</w:t>
+      </w:r>
+      <w:r>
+        <w:t xml:space="preserve"> </w:t>
+      </w:r>
+      <w:r>
+        <w:t xml:space="preserve">Chapter</w:t>
+      </w:r>
+      <w:r>
+        <w:t xml:space="preserve"> </w:t>
+      </w:r>
+      <w:r>
+        <w:t xml:space="preserve">11</w:t>
+      </w:r>
+      <w:r>
+        <w:t xml:space="preserve"> </w:t>
+      </w:r>
+      <w:r>
+        <w:t xml:space="preserve">of</w:t>
+      </w:r>
+      <w:r>
+        <w:t xml:space="preserve"> </w:t>
+      </w:r>
+      <w:r>
+        <w:t xml:space="preserve">the</w:t>
+      </w:r>
+      <w:r>
+        <w:t xml:space="preserve"> </w:t>
+      </w:r>
+      <w:r>
+        <w:t xml:space="preserve">U.S.</w:t>
+      </w:r>
+      <w:r>
+        <w:t xml:space="preserve"> </w:t>
+      </w:r>
+      <w:r>
+        <w:t xml:space="preserve">Bankruptcy</w:t>
+      </w:r>
+      <w:r>
+        <w:t xml:space="preserve"> </w:t>
+      </w:r>
+      <w:r>
+        <w:t xml:space="preserve">Code</w:t>
+      </w:r>
+      <w:r>
+        <w:t xml:space="preserve"> </w:t>
+      </w:r>
+      <w:r>
+        <w:t xml:space="preserve">in</w:t>
+      </w:r>
+      <w:r>
+        <w:t xml:space="preserve"> </w:t>
+      </w:r>
+      <w:r>
+        <w:t xml:space="preserve">the</w:t>
+      </w:r>
+      <w:r>
+        <w:t xml:space="preserve"> </w:t>
+      </w:r>
+      <w:r>
+        <w:t xml:space="preserve">Bankruptcy</w:t>
+      </w:r>
+      <w:r>
+        <w:t xml:space="preserve"> </w:t>
+      </w:r>
+      <w:r>
+        <w:t xml:space="preserve">Court</w:t>
+      </w:r>
+      <w:r>
+        <w:t xml:space="preserve"> </w:t>
+      </w:r>
+      <w:r>
+        <w:t xml:space="preserve">for</w:t>
+      </w:r>
+      <w:r>
+        <w:t xml:space="preserve"> </w:t>
+      </w:r>
+      <w:r>
+        <w:t xml:space="preserve">the</w:t>
+      </w:r>
+      <w:r>
+        <w:t xml:space="preserve"> </w:t>
+      </w:r>
+      <w:r>
+        <w:t xml:space="preserve">District</w:t>
+      </w:r>
+      <w:r>
+        <w:t xml:space="preserve"> </w:t>
+      </w:r>
+      <w:r>
+        <w:t xml:space="preserve">of</w:t>
+      </w:r>
+      <w:r>
+        <w:t xml:space="preserve"> </w:t>
+      </w:r>
+      <w:r>
+        <w:t xml:space="preserve">Alaska.</w:t>
+      </w:r>
+      <w:r>
+        <w:t xml:space="preserve"> </w:t>
+      </w:r>
+      <w:r>
+        <w:t xml:space="preserve">The</w:t>
+      </w:r>
+      <w:r>
+        <w:t xml:space="preserve"> </w:t>
+      </w:r>
+      <w:r>
+        <w:t xml:space="preserve">Court</w:t>
+      </w:r>
+      <w:r>
+        <w:t xml:space="preserve"> </w:t>
+      </w:r>
+      <w:r>
+        <w:t xml:space="preserve">signed</w:t>
+      </w:r>
+      <w:r>
+        <w:t xml:space="preserve"> </w:t>
+      </w:r>
+      <w:r>
+        <w:t xml:space="preserve">its</w:t>
+      </w:r>
+      <w:r>
+        <w:t xml:space="preserve"> </w:t>
+      </w:r>
+      <w:r>
+        <w:t xml:space="preserve">Order</w:t>
+      </w:r>
+      <w:r>
+        <w:t xml:space="preserve"> </w:t>
+      </w:r>
+      <w:r>
+        <w:t xml:space="preserve">for</w:t>
+      </w:r>
+      <w:r>
+        <w:t xml:space="preserve"> </w:t>
+      </w:r>
+      <w:r>
+        <w:t xml:space="preserve">Relief</w:t>
+      </w:r>
+      <w:r>
+        <w:t xml:space="preserve"> </w:t>
+      </w:r>
+      <w:r>
+        <w:t xml:space="preserve">in</w:t>
+      </w:r>
+      <w:r>
+        <w:t xml:space="preserve"> </w:t>
+      </w:r>
+      <w:r>
+        <w:t xml:space="preserve">the</w:t>
+      </w:r>
+      <w:r>
+        <w:t xml:space="preserve"> </w:t>
+      </w:r>
+      <w:r>
+        <w:t xml:space="preserve">involuntary</w:t>
+      </w:r>
+      <w:r>
+        <w:t xml:space="preserve"> </w:t>
+      </w:r>
+      <w:r>
+        <w:t xml:space="preserve">case</w:t>
+      </w:r>
+      <w:r>
+        <w:t xml:space="preserve"> </w:t>
+      </w:r>
+      <w:r>
+        <w:t xml:space="preserve">on</w:t>
+      </w:r>
+      <w:r>
+        <w:t xml:space="preserve"> </w:t>
+      </w:r>
+      <w:r>
+        <w:t xml:space="preserve">June</w:t>
+      </w:r>
+      <w:r>
+        <w:t xml:space="preserve"> </w:t>
+      </w:r>
+      <w:r>
+        <w:t xml:space="preserve">14,</w:t>
+      </w:r>
+      <w:r>
+        <w:t xml:space="preserve"> </w:t>
+      </w:r>
+      <w:r>
+        <w:t xml:space="preserve">2016</w:t>
+      </w:r>
+      <w:r>
+        <w:t xml:space="preserve"> </w:t>
+      </w:r>
+      <w:r>
+        <w:t xml:space="preserve">and</w:t>
+      </w:r>
+      <w:r>
+        <w:t xml:space="preserve"> </w:t>
+      </w:r>
+      <w:r>
+        <w:t xml:space="preserve">that</w:t>
+      </w:r>
+      <w:r>
+        <w:t xml:space="preserve"> </w:t>
+      </w:r>
+      <w:r>
+        <w:t xml:space="preserve">Order</w:t>
+      </w:r>
+      <w:r>
+        <w:t xml:space="preserve"> </w:t>
+      </w:r>
+      <w:r>
+        <w:t xml:space="preserve">was</w:t>
+      </w:r>
+      <w:r>
+        <w:t xml:space="preserve"> </w:t>
+      </w:r>
+      <w:r>
+        <w:t xml:space="preserve">docketed</w:t>
+      </w:r>
+      <w:r>
+        <w:t xml:space="preserve"> </w:t>
+      </w:r>
+      <w:r>
+        <w:t xml:space="preserve">June</w:t>
+      </w:r>
+      <w:r>
+        <w:t xml:space="preserve"> </w:t>
+      </w:r>
+      <w:r>
+        <w:t xml:space="preserve">15,</w:t>
+      </w:r>
+      <w:r>
+        <w:t xml:space="preserve"> </w:t>
+      </w:r>
+      <w:r>
+        <w:t xml:space="preserve">2016</w:t>
+      </w:r>
+      <w:r>
+        <w:t xml:space="preserve"> </w:t>
+      </w:r>
+      <w:r>
+        <w:t xml:space="preserve">at</w:t>
+      </w:r>
+      <w:r>
+        <w:t xml:space="preserve"> </w:t>
+      </w:r>
+      <w:r>
+        <w:t xml:space="preserve">DE</w:t>
+      </w:r>
+      <w:r>
+        <w:t xml:space="preserve"> </w:t>
+      </w:r>
+      <w:r>
+        <w:t xml:space="preserve">17.</w:t>
       </w:r>
     </w:p>
     <w:p>
       <w:pPr>
-        <w:pStyle w:val="Allegation"/>
+        <w:tabs>
+          <w:tab w:val="left" w:pos="1224"/>
+        </w:tabs>
+        <w:spacing w:before="0" w:after="0" w:line="480" w:lineRule="exact"/>
+        <w:ind w:left="0" w:firstLine="720"/>
+        <w:jc w:val="left"/>
       </w:pPr>
       <w:r>
         <w:t xml:space="preserve">2.</w:t>
@@ -415,12 +1282,209 @@
         <w:tab/>
       </w:r>
       <w:r>
-        <w:t xml:space="preserve">The chapter 11 was converted to chapter 7 on February 5, 2018 at DE 375 and on February 6, 2018, Kenneth W. Battley was appointed as chapter 7 bankruptcy trustee (Trustee or Plaintiff).</w:t>
+        <w:t xml:space="preserve">The</w:t>
+      </w:r>
+      <w:r>
+        <w:t xml:space="preserve"> </w:t>
+      </w:r>
+      <w:r>
+        <w:t xml:space="preserve">chapter</w:t>
+      </w:r>
+      <w:r>
+        <w:t xml:space="preserve"> </w:t>
+      </w:r>
+      <w:r>
+        <w:t xml:space="preserve">11</w:t>
+      </w:r>
+      <w:r>
+        <w:t xml:space="preserve"> </w:t>
+      </w:r>
+      <w:r>
+        <w:t xml:space="preserve">was</w:t>
+      </w:r>
+      <w:r>
+        <w:t xml:space="preserve"> </w:t>
+      </w:r>
+      <w:r>
+        <w:t xml:space="preserve">converted</w:t>
+      </w:r>
+      <w:r>
+        <w:t xml:space="preserve"> </w:t>
+      </w:r>
+      <w:r>
+        <w:t xml:space="preserve">to</w:t>
+      </w:r>
+      <w:r>
+        <w:t xml:space="preserve"> </w:t>
+      </w:r>
+      <w:r>
+        <w:t xml:space="preserve">chapter</w:t>
+      </w:r>
+      <w:r>
+        <w:t xml:space="preserve"> </w:t>
+      </w:r>
+      <w:r>
+        <w:t xml:space="preserve">7</w:t>
+      </w:r>
+      <w:r>
+        <w:t xml:space="preserve"> </w:t>
+      </w:r>
+      <w:r>
+        <w:t xml:space="preserve">on</w:t>
+      </w:r>
+      <w:r>
+        <w:t xml:space="preserve"> </w:t>
+      </w:r>
+      <w:r>
+        <w:t xml:space="preserve">February</w:t>
+      </w:r>
+      <w:r>
+        <w:t xml:space="preserve"> </w:t>
+      </w:r>
+      <w:r>
+        <w:t xml:space="preserve">5,</w:t>
+      </w:r>
+      <w:r>
+        <w:t xml:space="preserve"> </w:t>
+      </w:r>
+      <w:r>
+        <w:t xml:space="preserve">2018</w:t>
+      </w:r>
+      <w:r>
+        <w:t xml:space="preserve"> </w:t>
+      </w:r>
+      <w:r>
+        <w:t xml:space="preserve">at</w:t>
+      </w:r>
+      <w:r>
+        <w:t xml:space="preserve"> </w:t>
+      </w:r>
+      <w:r>
+        <w:t xml:space="preserve">DE</w:t>
+      </w:r>
+      <w:r>
+        <w:t xml:space="preserve"> </w:t>
+      </w:r>
+      <w:r>
+        <w:t xml:space="preserve">375</w:t>
+      </w:r>
+      <w:r>
+        <w:t xml:space="preserve"> </w:t>
+      </w:r>
+      <w:r>
+        <w:t xml:space="preserve">and</w:t>
+      </w:r>
+      <w:r>
+        <w:t xml:space="preserve"> </w:t>
+      </w:r>
+      <w:r>
+        <w:t xml:space="preserve">on</w:t>
+      </w:r>
+      <w:r>
+        <w:t xml:space="preserve"> </w:t>
+      </w:r>
+      <w:r>
+        <w:t xml:space="preserve">February</w:t>
+      </w:r>
+      <w:r>
+        <w:t xml:space="preserve"> </w:t>
+      </w:r>
+      <w:r>
+        <w:t xml:space="preserve">6,</w:t>
+      </w:r>
+      <w:r>
+        <w:t xml:space="preserve"> </w:t>
+      </w:r>
+      <w:r>
+        <w:t xml:space="preserve">2018,</w:t>
+      </w:r>
+      <w:r>
+        <w:t xml:space="preserve"> </w:t>
+      </w:r>
+      <w:r>
+        <w:t xml:space="preserve">Kenneth</w:t>
+      </w:r>
+      <w:r>
+        <w:t xml:space="preserve"> </w:t>
+      </w:r>
+      <w:r>
+        <w:t xml:space="preserve">W.</w:t>
+      </w:r>
+      <w:r>
+        <w:t xml:space="preserve"> </w:t>
+      </w:r>
+      <w:r>
+        <w:t xml:space="preserve">Battley</w:t>
+      </w:r>
+      <w:r>
+        <w:t xml:space="preserve"> </w:t>
+      </w:r>
+      <w:r>
+        <w:t xml:space="preserve">was</w:t>
+      </w:r>
+      <w:r>
+        <w:t xml:space="preserve"> </w:t>
+      </w:r>
+      <w:r>
+        <w:t xml:space="preserve">appointed</w:t>
+      </w:r>
+      <w:r>
+        <w:t xml:space="preserve"> </w:t>
+      </w:r>
+      <w:r>
+        <w:t xml:space="preserve">as</w:t>
+      </w:r>
+      <w:r>
+        <w:t xml:space="preserve"> </w:t>
+      </w:r>
+      <w:r>
+        <w:t xml:space="preserve">chapter</w:t>
+      </w:r>
+      <w:r>
+        <w:t xml:space="preserve"> </w:t>
+      </w:r>
+      <w:r>
+        <w:t xml:space="preserve">7</w:t>
+      </w:r>
+      <w:r>
+        <w:t xml:space="preserve"> </w:t>
+      </w:r>
+      <w:r>
+        <w:t xml:space="preserve">bankruptcy</w:t>
+      </w:r>
+      <w:r>
+        <w:t xml:space="preserve"> </w:t>
+      </w:r>
+      <w:r>
+        <w:t xml:space="preserve">trustee</w:t>
+      </w:r>
+      <w:r>
+        <w:t xml:space="preserve"> </w:t>
+      </w:r>
+      <w:r>
+        <w:t xml:space="preserve">(Trustee</w:t>
+      </w:r>
+      <w:r>
+        <w:t xml:space="preserve"> </w:t>
+      </w:r>
+      <w:r>
+        <w:t xml:space="preserve">or</w:t>
+      </w:r>
+      <w:r>
+        <w:t xml:space="preserve"> </w:t>
+      </w:r>
+      <w:r>
+        <w:t xml:space="preserve">Plaintiff).</w:t>
       </w:r>
     </w:p>
     <w:p>
       <w:pPr>
-        <w:pStyle w:val="Allegation"/>
+        <w:tabs>
+          <w:tab w:val="left" w:pos="1224"/>
+        </w:tabs>
+        <w:spacing w:before="0" w:after="0" w:line="480" w:lineRule="exact"/>
+        <w:ind w:left="0" w:firstLine="720"/>
+        <w:jc w:val="left"/>
       </w:pPr>
       <w:r>
         <w:t xml:space="preserve">3.</w:t>
@@ -429,22 +1493,256 @@
         <w:tab/>
       </w:r>
       <w:r>
-        <w:t xml:space="preserve">Furie Operating Alaska, LLC and or Cornucopia Oil &amp; Gas Company, LLC (Defendant) provided material and or services to the Debtor and received payments from the Debtor for material or services.</w:t>
+        <w:t xml:space="preserve">Furie</w:t>
+      </w:r>
+      <w:r>
+        <w:t xml:space="preserve"> </w:t>
+      </w:r>
+      <w:r>
+        <w:t xml:space="preserve">Operating</w:t>
+      </w:r>
+      <w:r>
+        <w:t xml:space="preserve"> </w:t>
+      </w:r>
+      <w:r>
+        <w:t xml:space="preserve">Alaska,</w:t>
+      </w:r>
+      <w:r>
+        <w:t xml:space="preserve"> </w:t>
+      </w:r>
+      <w:r>
+        <w:t xml:space="preserve">LLC</w:t>
+      </w:r>
+      <w:r>
+        <w:t xml:space="preserve"> </w:t>
+      </w:r>
+      <w:r>
+        <w:t xml:space="preserve">and</w:t>
+      </w:r>
+      <w:r>
+        <w:t xml:space="preserve"> </w:t>
+      </w:r>
+      <w:r>
+        <w:t xml:space="preserve">or</w:t>
+      </w:r>
+      <w:r>
+        <w:t xml:space="preserve"> </w:t>
+      </w:r>
+      <w:r>
+        <w:t xml:space="preserve">Cornucopia</w:t>
+      </w:r>
+      <w:r>
+        <w:t xml:space="preserve"> </w:t>
+      </w:r>
+      <w:r>
+        <w:t xml:space="preserve">Oil</w:t>
+      </w:r>
+      <w:r>
+        <w:t xml:space="preserve"> </w:t>
+      </w:r>
+      <w:r>
+        <w:t xml:space="preserve">&amp;</w:t>
+      </w:r>
+      <w:r>
+        <w:t xml:space="preserve"> </w:t>
+      </w:r>
+      <w:r>
+        <w:t xml:space="preserve">Gas</w:t>
+      </w:r>
+      <w:r>
+        <w:t xml:space="preserve"> </w:t>
+      </w:r>
+      <w:r>
+        <w:t xml:space="preserve">Company,</w:t>
+      </w:r>
+      <w:r>
+        <w:t xml:space="preserve"> </w:t>
+      </w:r>
+      <w:r>
+        <w:t xml:space="preserve">LLC</w:t>
+      </w:r>
+      <w:r>
+        <w:t xml:space="preserve"> </w:t>
+      </w:r>
+      <w:r>
+        <w:t xml:space="preserve">(Defendant)</w:t>
+      </w:r>
+      <w:r>
+        <w:t xml:space="preserve"> </w:t>
+      </w:r>
+      <w:r>
+        <w:t xml:space="preserve">provided</w:t>
+      </w:r>
+      <w:r>
+        <w:t xml:space="preserve"> </w:t>
+      </w:r>
+      <w:r>
+        <w:t xml:space="preserve">material</w:t>
+      </w:r>
+      <w:r>
+        <w:t xml:space="preserve"> </w:t>
+      </w:r>
+      <w:r>
+        <w:t xml:space="preserve">and</w:t>
+      </w:r>
+      <w:r>
+        <w:t xml:space="preserve"> </w:t>
+      </w:r>
+      <w:r>
+        <w:t xml:space="preserve">or</w:t>
+      </w:r>
+      <w:r>
+        <w:t xml:space="preserve"> </w:t>
+      </w:r>
+      <w:r>
+        <w:t xml:space="preserve">services</w:t>
+      </w:r>
+      <w:r>
+        <w:t xml:space="preserve"> </w:t>
+      </w:r>
+      <w:r>
+        <w:t xml:space="preserve">to</w:t>
+      </w:r>
+      <w:r>
+        <w:t xml:space="preserve"> </w:t>
+      </w:r>
+      <w:r>
+        <w:t xml:space="preserve">the</w:t>
+      </w:r>
+      <w:r>
+        <w:t xml:space="preserve"> </w:t>
+      </w:r>
+      <w:r>
+        <w:t xml:space="preserve">Debtor</w:t>
+      </w:r>
+      <w:r>
+        <w:t xml:space="preserve"> </w:t>
+      </w:r>
+      <w:r>
+        <w:t xml:space="preserve">and</w:t>
+      </w:r>
+      <w:r>
+        <w:t xml:space="preserve"> </w:t>
+      </w:r>
+      <w:r>
+        <w:t xml:space="preserve">received</w:t>
+      </w:r>
+      <w:r>
+        <w:t xml:space="preserve"> </w:t>
+      </w:r>
+      <w:r>
+        <w:t xml:space="preserve">payments</w:t>
+      </w:r>
+      <w:r>
+        <w:t xml:space="preserve"> </w:t>
+      </w:r>
+      <w:r>
+        <w:t xml:space="preserve">from</w:t>
+      </w:r>
+      <w:r>
+        <w:t xml:space="preserve"> </w:t>
+      </w:r>
+      <w:r>
+        <w:t xml:space="preserve">the</w:t>
+      </w:r>
+      <w:r>
+        <w:t xml:space="preserve"> </w:t>
+      </w:r>
+      <w:r>
+        <w:t xml:space="preserve">Debtor</w:t>
+      </w:r>
+      <w:r>
+        <w:t xml:space="preserve"> </w:t>
+      </w:r>
+      <w:r>
+        <w:t xml:space="preserve">for</w:t>
+      </w:r>
+      <w:r>
+        <w:t xml:space="preserve"> </w:t>
+      </w:r>
+      <w:r>
+        <w:t xml:space="preserve">material</w:t>
+      </w:r>
+      <w:r>
+        <w:t xml:space="preserve"> </w:t>
+      </w:r>
+      <w:r>
+        <w:t xml:space="preserve">or</w:t>
+      </w:r>
+      <w:r>
+        <w:t xml:space="preserve"> </w:t>
+      </w:r>
+      <w:r>
+        <w:t xml:space="preserve">services.</w:t>
       </w:r>
     </w:p>
     <w:p>
       <w:pPr>
         <w:pStyle w:val="Heading1"/>
+        <w:keepNext/>
+        <w:keepLines/>
+        <w:spacing w:before="240" w:after="0" w:line="480" w:lineRule="exact"/>
+        <w:ind w:left="0" w:firstLine="0"/>
+        <w:jc w:val="center"/>
       </w:pPr>
-      <w:bookmarkStart w:id="110" w:name="_c20e22b8f530d86e5fee07be04657c1aa2f14bb"/>
-      <w:r>
-        <w:t xml:space="preserve">II. JURISDICTION AND VENUE</w:t>
-      </w:r>
-      <w:bookmarkEnd w:id="110"/>
+      <w:r>
+        <w:rPr>
+          <w:b/>
+          <w:bCs/>
+        </w:rPr>
+        <w:t xml:space="preserve">II.</w:t>
+      </w:r>
+      <w:r>
+        <w:rPr>
+          <w:b/>
+          <w:bCs/>
+        </w:rPr>
+        <w:t xml:space="preserve"> </w:t>
+      </w:r>
+      <w:r>
+        <w:rPr>
+          <w:b/>
+          <w:bCs/>
+        </w:rPr>
+        <w:t xml:space="preserve">JURISDICTION</w:t>
+      </w:r>
+      <w:r>
+        <w:rPr>
+          <w:b/>
+          <w:bCs/>
+        </w:rPr>
+        <w:t xml:space="preserve"> </w:t>
+      </w:r>
+      <w:r>
+        <w:rPr>
+          <w:b/>
+          <w:bCs/>
+        </w:rPr>
+        <w:t xml:space="preserve">AND</w:t>
+      </w:r>
+      <w:r>
+        <w:rPr>
+          <w:b/>
+          <w:bCs/>
+        </w:rPr>
+        <w:t xml:space="preserve"> </w:t>
+      </w:r>
+      <w:r>
+        <w:rPr>
+          <w:b/>
+          <w:bCs/>
+        </w:rPr>
+        <w:t xml:space="preserve">VENUE</w:t>
+      </w:r>
     </w:p>
     <w:p>
       <w:pPr>
-        <w:pStyle w:val="Allegation"/>
+        <w:tabs>
+          <w:tab w:val="left" w:pos="1224"/>
+        </w:tabs>
+        <w:spacing w:before="0" w:after="0" w:line="480" w:lineRule="exact"/>
+        <w:ind w:left="0" w:firstLine="720"/>
+        <w:jc w:val="left"/>
       </w:pPr>
       <w:r>
         <w:t xml:space="preserve">4.</w:t>
@@ -453,12 +1751,263 @@
         <w:tab/>
       </w:r>
       <w:r>
-        <w:t xml:space="preserve">The court has jurisdiction over this adversary proceeding pursuant to 28 U.S.C. § 157(a) &amp; (b) including, but not limited to, subsections (b)(2)(A), (B), (C), (E) and (O), 28 U.S.C. § 1334, and 11 U.S.C. §§ 549, 550, and other applicable law.</w:t>
+        <w:t xml:space="preserve">The</w:t>
+      </w:r>
+      <w:r>
+        <w:t xml:space="preserve"> </w:t>
+      </w:r>
+      <w:r>
+        <w:t xml:space="preserve">court</w:t>
+      </w:r>
+      <w:r>
+        <w:t xml:space="preserve"> </w:t>
+      </w:r>
+      <w:r>
+        <w:t xml:space="preserve">has</w:t>
+      </w:r>
+      <w:r>
+        <w:t xml:space="preserve"> </w:t>
+      </w:r>
+      <w:r>
+        <w:t xml:space="preserve">jurisdiction</w:t>
+      </w:r>
+      <w:r>
+        <w:t xml:space="preserve"> </w:t>
+      </w:r>
+      <w:r>
+        <w:t xml:space="preserve">over</w:t>
+      </w:r>
+      <w:r>
+        <w:t xml:space="preserve"> </w:t>
+      </w:r>
+      <w:r>
+        <w:t xml:space="preserve">this</w:t>
+      </w:r>
+      <w:r>
+        <w:t xml:space="preserve"> </w:t>
+      </w:r>
+      <w:r>
+        <w:t xml:space="preserve">adversary</w:t>
+      </w:r>
+      <w:r>
+        <w:t xml:space="preserve"> </w:t>
+      </w:r>
+      <w:r>
+        <w:t xml:space="preserve">proceeding</w:t>
+      </w:r>
+      <w:r>
+        <w:t xml:space="preserve"> </w:t>
+      </w:r>
+      <w:r>
+        <w:t xml:space="preserve">pursuant</w:t>
+      </w:r>
+      <w:r>
+        <w:t xml:space="preserve"> </w:t>
+      </w:r>
+      <w:r>
+        <w:t xml:space="preserve">to</w:t>
+      </w:r>
+      <w:r>
+        <w:t xml:space="preserve"> </w:t>
+      </w:r>
+      <w:r>
+        <w:t xml:space="preserve">28</w:t>
+      </w:r>
+      <w:r>
+        <w:t xml:space="preserve"> </w:t>
+      </w:r>
+      <w:r>
+        <w:t xml:space="preserve">U.S.C.</w:t>
+      </w:r>
+      <w:r>
+        <w:t xml:space="preserve"> </w:t>
+      </w:r>
+      <w:r>
+        <w:t xml:space="preserve">§</w:t>
+      </w:r>
+      <w:r>
+        <w:t xml:space="preserve"> </w:t>
+      </w:r>
+      <w:r>
+        <w:t xml:space="preserve">157(a)</w:t>
+      </w:r>
+      <w:r>
+        <w:t xml:space="preserve"> </w:t>
+      </w:r>
+      <w:r>
+        <w:t xml:space="preserve">&amp;</w:t>
+      </w:r>
+      <w:r>
+        <w:t xml:space="preserve"> </w:t>
+      </w:r>
+      <w:r>
+        <w:t xml:space="preserve">(b)</w:t>
+      </w:r>
+      <w:r>
+        <w:t xml:space="preserve"> </w:t>
+      </w:r>
+      <w:r>
+        <w:t xml:space="preserve">including,</w:t>
+      </w:r>
+      <w:r>
+        <w:t xml:space="preserve"> </w:t>
+      </w:r>
+      <w:r>
+        <w:t xml:space="preserve">but</w:t>
+      </w:r>
+      <w:r>
+        <w:t xml:space="preserve"> </w:t>
+      </w:r>
+      <w:r>
+        <w:t xml:space="preserve">not</w:t>
+      </w:r>
+      <w:r>
+        <w:t xml:space="preserve"> </w:t>
+      </w:r>
+      <w:r>
+        <w:t xml:space="preserve">limited</w:t>
+      </w:r>
+      <w:r>
+        <w:t xml:space="preserve"> </w:t>
+      </w:r>
+      <w:r>
+        <w:t xml:space="preserve">to,</w:t>
+      </w:r>
+      <w:r>
+        <w:t xml:space="preserve"> </w:t>
+      </w:r>
+      <w:r>
+        <w:t xml:space="preserve">subsections</w:t>
+      </w:r>
+      <w:r>
+        <w:t xml:space="preserve"> </w:t>
+      </w:r>
+      <w:r>
+        <w:t xml:space="preserve">(b)⁠(2)⁠(A),</w:t>
+      </w:r>
+      <w:r>
+        <w:t xml:space="preserve"> </w:t>
+      </w:r>
+      <w:r>
+        <w:t xml:space="preserve">(B),</w:t>
+      </w:r>
+      <w:r>
+        <w:t xml:space="preserve"> </w:t>
+      </w:r>
+      <w:r>
+        <w:t xml:space="preserve">(C),</w:t>
+      </w:r>
+      <w:r>
+        <w:t xml:space="preserve"> </w:t>
+      </w:r>
+      <w:r>
+        <w:t xml:space="preserve">(E)</w:t>
+      </w:r>
+      <w:r>
+        <w:t xml:space="preserve"> </w:t>
+      </w:r>
+      <w:r>
+        <w:t xml:space="preserve">and</w:t>
+      </w:r>
+      <w:r>
+        <w:t xml:space="preserve"> </w:t>
+      </w:r>
+      <w:r>
+        <w:t xml:space="preserve">(O),</w:t>
+      </w:r>
+      <w:r>
+        <w:t xml:space="preserve"> </w:t>
+      </w:r>
+      <w:r>
+        <w:t xml:space="preserve">28</w:t>
+      </w:r>
+      <w:r>
+        <w:t xml:space="preserve"> </w:t>
+      </w:r>
+      <w:r>
+        <w:t xml:space="preserve">U.S.C.</w:t>
+      </w:r>
+      <w:r>
+        <w:t xml:space="preserve"> </w:t>
+      </w:r>
+      <w:r>
+        <w:t xml:space="preserve">§</w:t>
+      </w:r>
+      <w:r>
+        <w:t xml:space="preserve"> </w:t>
+      </w:r>
+      <w:r>
+        <w:t xml:space="preserve">1334,</w:t>
+      </w:r>
+      <w:r>
+        <w:t xml:space="preserve"> </w:t>
+      </w:r>
+      <w:r>
+        <w:t xml:space="preserve">and</w:t>
+      </w:r>
+      <w:r>
+        <w:t xml:space="preserve"> </w:t>
+      </w:r>
+      <w:r>
+        <w:t xml:space="preserve">11</w:t>
+      </w:r>
+      <w:r>
+        <w:t xml:space="preserve"> </w:t>
+      </w:r>
+      <w:r>
+        <w:t xml:space="preserve">U.S.C.</w:t>
+      </w:r>
+      <w:r>
+        <w:t xml:space="preserve"> </w:t>
+      </w:r>
+      <w:r>
+        <w:t xml:space="preserve">§§</w:t>
+      </w:r>
+      <w:r>
+        <w:t xml:space="preserve"> </w:t>
+      </w:r>
+      <w:r>
+        <w:t xml:space="preserve">549,</w:t>
+      </w:r>
+      <w:r>
+        <w:t xml:space="preserve"> </w:t>
+      </w:r>
+      <w:r>
+        <w:t xml:space="preserve">550,</w:t>
+      </w:r>
+      <w:r>
+        <w:t xml:space="preserve"> </w:t>
+      </w:r>
+      <w:r>
+        <w:t xml:space="preserve">and</w:t>
+      </w:r>
+      <w:r>
+        <w:t xml:space="preserve"> </w:t>
+      </w:r>
+      <w:r>
+        <w:t xml:space="preserve">other</w:t>
+      </w:r>
+      <w:r>
+        <w:t xml:space="preserve"> </w:t>
+      </w:r>
+      <w:r>
+        <w:t xml:space="preserve">applicable</w:t>
+      </w:r>
+      <w:r>
+        <w:t xml:space="preserve"> </w:t>
+      </w:r>
+      <w:r>
+        <w:t xml:space="preserve">law.</w:t>
       </w:r>
     </w:p>
     <w:p>
       <w:pPr>
-        <w:pStyle w:val="Allegation"/>
+        <w:tabs>
+          <w:tab w:val="left" w:pos="1224"/>
+        </w:tabs>
+        <w:spacing w:before="0" w:after="0" w:line="480" w:lineRule="exact"/>
+        <w:ind w:left="0" w:firstLine="720"/>
+        <w:jc w:val="left"/>
       </w:pPr>
       <w:r>
         <w:t xml:space="preserve">5.</w:t>
@@ -467,12 +2016,107 @@
         <w:tab/>
       </w:r>
       <w:r>
-        <w:t xml:space="preserve">Venue is proper in this district pursuant to 28 U.S.C. §§ 1408 and 1409(a) &amp; (b).</w:t>
+        <w:t xml:space="preserve">Venue</w:t>
+      </w:r>
+      <w:r>
+        <w:t xml:space="preserve"> </w:t>
+      </w:r>
+      <w:r>
+        <w:t xml:space="preserve">is</w:t>
+      </w:r>
+      <w:r>
+        <w:t xml:space="preserve"> </w:t>
+      </w:r>
+      <w:r>
+        <w:t xml:space="preserve">proper</w:t>
+      </w:r>
+      <w:r>
+        <w:t xml:space="preserve"> </w:t>
+      </w:r>
+      <w:r>
+        <w:t xml:space="preserve">in</w:t>
+      </w:r>
+      <w:r>
+        <w:t xml:space="preserve"> </w:t>
+      </w:r>
+      <w:r>
+        <w:t xml:space="preserve">this</w:t>
+      </w:r>
+      <w:r>
+        <w:t xml:space="preserve"> </w:t>
+      </w:r>
+      <w:r>
+        <w:t xml:space="preserve">district</w:t>
+      </w:r>
+      <w:r>
+        <w:t xml:space="preserve"> </w:t>
+      </w:r>
+      <w:r>
+        <w:t xml:space="preserve">pursuant</w:t>
+      </w:r>
+      <w:r>
+        <w:t xml:space="preserve"> </w:t>
+      </w:r>
+      <w:r>
+        <w:t xml:space="preserve">to</w:t>
+      </w:r>
+      <w:r>
+        <w:t xml:space="preserve"> </w:t>
+      </w:r>
+      <w:r>
+        <w:t xml:space="preserve">28</w:t>
+      </w:r>
+      <w:r>
+        <w:t xml:space="preserve"> </w:t>
+      </w:r>
+      <w:r>
+        <w:t xml:space="preserve">U.S.C.</w:t>
+      </w:r>
+      <w:r>
+        <w:t xml:space="preserve"> </w:t>
+      </w:r>
+      <w:r>
+        <w:t xml:space="preserve">§§</w:t>
+      </w:r>
+      <w:r>
+        <w:t xml:space="preserve"> </w:t>
+      </w:r>
+      <w:r>
+        <w:t xml:space="preserve">1408</w:t>
+      </w:r>
+      <w:r>
+        <w:t xml:space="preserve"> </w:t>
+      </w:r>
+      <w:r>
+        <w:t xml:space="preserve">and</w:t>
+      </w:r>
+      <w:r>
+        <w:t xml:space="preserve"> </w:t>
+      </w:r>
+      <w:r>
+        <w:t xml:space="preserve">1409(a)</w:t>
+      </w:r>
+      <w:r>
+        <w:t xml:space="preserve"> </w:t>
+      </w:r>
+      <w:r>
+        <w:t xml:space="preserve">&amp;</w:t>
+      </w:r>
+      <w:r>
+        <w:t xml:space="preserve"> </w:t>
+      </w:r>
+      <w:r>
+        <w:t xml:space="preserve">(b).</w:t>
       </w:r>
     </w:p>
     <w:p>
       <w:pPr>
-        <w:pStyle w:val="Allegation"/>
+        <w:tabs>
+          <w:tab w:val="left" w:pos="1224"/>
+        </w:tabs>
+        <w:spacing w:before="0" w:after="0" w:line="480" w:lineRule="exact"/>
+        <w:ind w:left="0" w:firstLine="720"/>
+        <w:jc w:val="left"/>
       </w:pPr>
       <w:r>
         <w:t xml:space="preserve">6.</w:t>
@@ -481,32 +2125,443 @@
         <w:tab/>
       </w:r>
       <w:r>
-        <w:t xml:space="preserve">This adversary is commenced pursuant to Rule 7001 of the Federal Rules of Bankruptcy Procedure seeking to avoid transfers after the filing of the petition on May 3, 2016 before the entry of the order for relief on June 14, 2016 and (3) recover such transfers under 11 U.S.C. §550.</w:t>
+        <w:t xml:space="preserve">This</w:t>
+      </w:r>
+      <w:r>
+        <w:t xml:space="preserve"> </w:t>
+      </w:r>
+      <w:r>
+        <w:t xml:space="preserve">adversary</w:t>
+      </w:r>
+      <w:r>
+        <w:t xml:space="preserve"> </w:t>
+      </w:r>
+      <w:r>
+        <w:t xml:space="preserve">is</w:t>
+      </w:r>
+      <w:r>
+        <w:t xml:space="preserve"> </w:t>
+      </w:r>
+      <w:r>
+        <w:t xml:space="preserve">commenced</w:t>
+      </w:r>
+      <w:r>
+        <w:t xml:space="preserve"> </w:t>
+      </w:r>
+      <w:r>
+        <w:t xml:space="preserve">pursuant</w:t>
+      </w:r>
+      <w:r>
+        <w:t xml:space="preserve"> </w:t>
+      </w:r>
+      <w:r>
+        <w:t xml:space="preserve">to</w:t>
+      </w:r>
+      <w:r>
+        <w:t xml:space="preserve"> </w:t>
+      </w:r>
+      <w:r>
+        <w:t xml:space="preserve">Rule</w:t>
+      </w:r>
+      <w:r>
+        <w:t xml:space="preserve"> </w:t>
+      </w:r>
+      <w:r>
+        <w:t xml:space="preserve">7001</w:t>
+      </w:r>
+      <w:r>
+        <w:t xml:space="preserve"> </w:t>
+      </w:r>
+      <w:r>
+        <w:t xml:space="preserve">of</w:t>
+      </w:r>
+      <w:r>
+        <w:t xml:space="preserve"> </w:t>
+      </w:r>
+      <w:r>
+        <w:t xml:space="preserve">the</w:t>
+      </w:r>
+      <w:r>
+        <w:t xml:space="preserve"> </w:t>
+      </w:r>
+      <w:r>
+        <w:t xml:space="preserve">Federal</w:t>
+      </w:r>
+      <w:r>
+        <w:t xml:space="preserve"> </w:t>
+      </w:r>
+      <w:r>
+        <w:t xml:space="preserve">Rules</w:t>
+      </w:r>
+      <w:r>
+        <w:t xml:space="preserve"> </w:t>
+      </w:r>
+      <w:r>
+        <w:t xml:space="preserve">of</w:t>
+      </w:r>
+      <w:r>
+        <w:t xml:space="preserve"> </w:t>
+      </w:r>
+      <w:r>
+        <w:t xml:space="preserve">Bankruptcy</w:t>
+      </w:r>
+      <w:r>
+        <w:t xml:space="preserve"> </w:t>
+      </w:r>
+      <w:r>
+        <w:t xml:space="preserve">Procedure</w:t>
+      </w:r>
+      <w:r>
+        <w:t xml:space="preserve"> </w:t>
+      </w:r>
+      <w:r>
+        <w:t xml:space="preserve">seeking</w:t>
+      </w:r>
+      <w:r>
+        <w:t xml:space="preserve"> </w:t>
+      </w:r>
+      <w:r>
+        <w:t xml:space="preserve">to</w:t>
+      </w:r>
+      <w:r>
+        <w:t xml:space="preserve"> </w:t>
+      </w:r>
+      <w:r>
+        <w:t xml:space="preserve">avoid</w:t>
+      </w:r>
+      <w:r>
+        <w:t xml:space="preserve"> </w:t>
+      </w:r>
+      <w:r>
+        <w:t xml:space="preserve">transfers</w:t>
+      </w:r>
+      <w:r>
+        <w:t xml:space="preserve"> </w:t>
+      </w:r>
+      <w:r>
+        <w:t xml:space="preserve">after</w:t>
+      </w:r>
+      <w:r>
+        <w:t xml:space="preserve"> </w:t>
+      </w:r>
+      <w:r>
+        <w:t xml:space="preserve">the</w:t>
+      </w:r>
+      <w:r>
+        <w:t xml:space="preserve"> </w:t>
+      </w:r>
+      <w:r>
+        <w:t xml:space="preserve">filing</w:t>
+      </w:r>
+      <w:r>
+        <w:t xml:space="preserve"> </w:t>
+      </w:r>
+      <w:r>
+        <w:t xml:space="preserve">of</w:t>
+      </w:r>
+      <w:r>
+        <w:t xml:space="preserve"> </w:t>
+      </w:r>
+      <w:r>
+        <w:t xml:space="preserve">the</w:t>
+      </w:r>
+      <w:r>
+        <w:t xml:space="preserve"> </w:t>
+      </w:r>
+      <w:r>
+        <w:t xml:space="preserve">petition</w:t>
+      </w:r>
+      <w:r>
+        <w:t xml:space="preserve"> </w:t>
+      </w:r>
+      <w:r>
+        <w:t xml:space="preserve">on</w:t>
+      </w:r>
+      <w:r>
+        <w:t xml:space="preserve"> </w:t>
+      </w:r>
+      <w:r>
+        <w:t xml:space="preserve">May</w:t>
+      </w:r>
+      <w:r>
+        <w:t xml:space="preserve"> </w:t>
+      </w:r>
+      <w:r>
+        <w:t xml:space="preserve">3,</w:t>
+      </w:r>
+      <w:r>
+        <w:t xml:space="preserve"> </w:t>
+      </w:r>
+      <w:r>
+        <w:t xml:space="preserve">2016</w:t>
+      </w:r>
+      <w:r>
+        <w:t xml:space="preserve"> </w:t>
+      </w:r>
+      <w:r>
+        <w:t xml:space="preserve">before</w:t>
+      </w:r>
+      <w:r>
+        <w:t xml:space="preserve"> </w:t>
+      </w:r>
+      <w:r>
+        <w:t xml:space="preserve">the</w:t>
+      </w:r>
+      <w:r>
+        <w:t xml:space="preserve"> </w:t>
+      </w:r>
+      <w:r>
+        <w:t xml:space="preserve">entry</w:t>
+      </w:r>
+      <w:r>
+        <w:t xml:space="preserve"> </w:t>
+      </w:r>
+      <w:r>
+        <w:t xml:space="preserve">of</w:t>
+      </w:r>
+      <w:r>
+        <w:t xml:space="preserve"> </w:t>
+      </w:r>
+      <w:r>
+        <w:t xml:space="preserve">the</w:t>
+      </w:r>
+      <w:r>
+        <w:t xml:space="preserve"> </w:t>
+      </w:r>
+      <w:r>
+        <w:t xml:space="preserve">order</w:t>
+      </w:r>
+      <w:r>
+        <w:t xml:space="preserve"> </w:t>
+      </w:r>
+      <w:r>
+        <w:t xml:space="preserve">for</w:t>
+      </w:r>
+      <w:r>
+        <w:t xml:space="preserve"> </w:t>
+      </w:r>
+      <w:r>
+        <w:t xml:space="preserve">relief</w:t>
+      </w:r>
+      <w:r>
+        <w:t xml:space="preserve"> </w:t>
+      </w:r>
+      <w:r>
+        <w:t xml:space="preserve">on</w:t>
+      </w:r>
+      <w:r>
+        <w:t xml:space="preserve"> </w:t>
+      </w:r>
+      <w:r>
+        <w:t xml:space="preserve">June</w:t>
+      </w:r>
+      <w:r>
+        <w:t xml:space="preserve"> </w:t>
+      </w:r>
+      <w:r>
+        <w:t xml:space="preserve">14,</w:t>
+      </w:r>
+      <w:r>
+        <w:t xml:space="preserve"> </w:t>
+      </w:r>
+      <w:r>
+        <w:t xml:space="preserve">2016</w:t>
+      </w:r>
+      <w:r>
+        <w:t xml:space="preserve"> </w:t>
+      </w:r>
+      <w:r>
+        <w:t xml:space="preserve">and</w:t>
+      </w:r>
+      <w:r>
+        <w:t xml:space="preserve"> </w:t>
+      </w:r>
+      <w:r>
+        <w:t xml:space="preserve">(3)</w:t>
+      </w:r>
+      <w:r>
+        <w:t xml:space="preserve"> </w:t>
+      </w:r>
+      <w:r>
+        <w:t xml:space="preserve">recover</w:t>
+      </w:r>
+      <w:r>
+        <w:t xml:space="preserve"> </w:t>
+      </w:r>
+      <w:r>
+        <w:t xml:space="preserve">such</w:t>
+      </w:r>
+      <w:r>
+        <w:t xml:space="preserve"> </w:t>
+      </w:r>
+      <w:r>
+        <w:t xml:space="preserve">transfers</w:t>
+      </w:r>
+      <w:r>
+        <w:t xml:space="preserve"> </w:t>
+      </w:r>
+      <w:r>
+        <w:t xml:space="preserve">under</w:t>
+      </w:r>
+      <w:r>
+        <w:t xml:space="preserve"> </w:t>
+      </w:r>
+      <w:r>
+        <w:t xml:space="preserve">11</w:t>
+      </w:r>
+      <w:r>
+        <w:t xml:space="preserve"> </w:t>
+      </w:r>
+      <w:r>
+        <w:t xml:space="preserve">U.S.C.</w:t>
+      </w:r>
+      <w:r>
+        <w:t xml:space="preserve"> </w:t>
+      </w:r>
+      <w:r>
+        <w:t xml:space="preserve">§550.</w:t>
       </w:r>
     </w:p>
     <w:p>
       <w:pPr>
         <w:pStyle w:val="Heading1"/>
+        <w:keepNext/>
+        <w:keepLines/>
+        <w:spacing w:before="240" w:after="0" w:line="480" w:lineRule="exact"/>
+        <w:ind w:left="0" w:firstLine="0"/>
+        <w:jc w:val="center"/>
       </w:pPr>
-      <w:bookmarkStart w:id="111" w:name="_0bd1f1c8a56455c0295764dfeb722152059cebd"/>
-      <w:r>
-        <w:t xml:space="preserve">III. CLAIMS FOR RELIEF</w:t>
-      </w:r>
-      <w:bookmarkEnd w:id="111"/>
+      <w:r>
+        <w:rPr>
+          <w:b/>
+          <w:bCs/>
+        </w:rPr>
+        <w:t xml:space="preserve">III.</w:t>
+      </w:r>
+      <w:r>
+        <w:rPr>
+          <w:b/>
+          <w:bCs/>
+        </w:rPr>
+        <w:t xml:space="preserve"> </w:t>
+      </w:r>
+      <w:r>
+        <w:rPr>
+          <w:b/>
+          <w:bCs/>
+        </w:rPr>
+        <w:t xml:space="preserve">CLAIMS</w:t>
+      </w:r>
+      <w:r>
+        <w:rPr>
+          <w:b/>
+          <w:bCs/>
+        </w:rPr>
+        <w:t xml:space="preserve"> </w:t>
+      </w:r>
+      <w:r>
+        <w:rPr>
+          <w:b/>
+          <w:bCs/>
+        </w:rPr>
+        <w:t xml:space="preserve">FOR</w:t>
+      </w:r>
+      <w:r>
+        <w:rPr>
+          <w:b/>
+          <w:bCs/>
+        </w:rPr>
+        <w:t xml:space="preserve"> </w:t>
+      </w:r>
+      <w:r>
+        <w:rPr>
+          <w:b/>
+          <w:bCs/>
+        </w:rPr>
+        <w:t xml:space="preserve">RELIEF</w:t>
+      </w:r>
     </w:p>
     <w:p>
       <w:pPr>
         <w:pStyle w:val="Heading2"/>
+        <w:keepNext/>
+        <w:keepLines/>
+        <w:spacing w:before="240" w:after="0" w:line="480" w:lineRule="exact"/>
+        <w:ind w:left="0" w:firstLine="0"/>
+        <w:jc w:val="left"/>
       </w:pPr>
-      <w:bookmarkStart w:id="112" w:name="_38790db53fab4d82c0a5dea46b800dfa70aa6f2"/>
-      <w:r>
-        <w:t xml:space="preserve">A. POST-PETITION TRANSFERS (§549, 550)</w:t>
-      </w:r>
-      <w:bookmarkEnd w:id="112"/>
+      <w:r>
+        <w:rPr>
+          <w:b/>
+          <w:bCs/>
+        </w:rPr>
+        <w:t xml:space="preserve">A.</w:t>
+      </w:r>
+      <w:r>
+        <w:rPr>
+          <w:b/>
+          <w:bCs/>
+        </w:rPr>
+        <w:t xml:space="preserve"> </w:t>
+      </w:r>
+      <w:r>
+        <w:rPr>
+          <w:b/>
+          <w:bCs/>
+        </w:rPr>
+        <w:t xml:space="preserve">POST-PETITION</w:t>
+      </w:r>
+      <w:r>
+        <w:rPr>
+          <w:b/>
+          <w:bCs/>
+        </w:rPr>
+        <w:t xml:space="preserve"> </w:t>
+      </w:r>
+      <w:r>
+        <w:rPr>
+          <w:b/>
+          <w:bCs/>
+        </w:rPr>
+        <w:t xml:space="preserve">TRANSFERS</w:t>
+      </w:r>
+      <w:r>
+        <w:rPr>
+          <w:b/>
+          <w:bCs/>
+        </w:rPr>
+        <w:t xml:space="preserve"> </w:t>
+      </w:r>
+      <w:r>
+        <w:rPr>
+          <w:b/>
+          <w:bCs/>
+        </w:rPr>
+        <w:t xml:space="preserve">(§549,</w:t>
+      </w:r>
+      <w:r>
+        <w:rPr>
+          <w:b/>
+          <w:bCs/>
+        </w:rPr>
+        <w:t xml:space="preserve"> </w:t>
+      </w:r>
+      <w:r>
+        <w:rPr>
+          <w:b/>
+          <w:bCs/>
+        </w:rPr>
+        <w:t xml:space="preserve">550)</w:t>
+      </w:r>
     </w:p>
     <w:p>
       <w:pPr>
-        <w:pStyle w:val="Allegation"/>
+        <w:tabs>
+          <w:tab w:val="left" w:pos="1224"/>
+        </w:tabs>
+        <w:spacing w:before="0" w:after="0" w:line="480" w:lineRule="exact"/>
+        <w:ind w:left="0" w:firstLine="720"/>
+        <w:jc w:val="left"/>
       </w:pPr>
       <w:r>
         <w:t xml:space="preserve">7.</w:t>
@@ -515,12 +2570,131 @@
         <w:tab/>
       </w:r>
       <w:r>
-        <w:t xml:space="preserve">Plaintiff re-states and re-alleges, as if fully set forth herein, the allegations contained in the preceding paragraphs in this Complaint.</w:t>
+        <w:t xml:space="preserve">Plaintiff</w:t>
+      </w:r>
+      <w:r>
+        <w:t xml:space="preserve"> </w:t>
+      </w:r>
+      <w:r>
+        <w:t xml:space="preserve">re-states</w:t>
+      </w:r>
+      <w:r>
+        <w:t xml:space="preserve"> </w:t>
+      </w:r>
+      <w:r>
+        <w:t xml:space="preserve">and</w:t>
+      </w:r>
+      <w:r>
+        <w:t xml:space="preserve"> </w:t>
+      </w:r>
+      <w:r>
+        <w:t xml:space="preserve">re-alleges,</w:t>
+      </w:r>
+      <w:r>
+        <w:t xml:space="preserve"> </w:t>
+      </w:r>
+      <w:r>
+        <w:t xml:space="preserve">as</w:t>
+      </w:r>
+      <w:r>
+        <w:t xml:space="preserve"> </w:t>
+      </w:r>
+      <w:r>
+        <w:t xml:space="preserve">if</w:t>
+      </w:r>
+      <w:r>
+        <w:t xml:space="preserve"> </w:t>
+      </w:r>
+      <w:r>
+        <w:t xml:space="preserve">fully</w:t>
+      </w:r>
+      <w:r>
+        <w:t xml:space="preserve"> </w:t>
+      </w:r>
+      <w:r>
+        <w:t xml:space="preserve">set</w:t>
+      </w:r>
+      <w:r>
+        <w:t xml:space="preserve"> </w:t>
+      </w:r>
+      <w:r>
+        <w:t xml:space="preserve">forth</w:t>
+      </w:r>
+      <w:r>
+        <w:t xml:space="preserve"> </w:t>
+      </w:r>
+      <w:r>
+        <w:t xml:space="preserve">herein,</w:t>
+      </w:r>
+      <w:r>
+        <w:t xml:space="preserve"> </w:t>
+      </w:r>
+      <w:r>
+        <w:t xml:space="preserve">the</w:t>
+      </w:r>
+      <w:r>
+        <w:t xml:space="preserve"> </w:t>
+      </w:r>
+      <w:r>
+        <w:t xml:space="preserve">allegations</w:t>
+      </w:r>
+      <w:r>
+        <w:t xml:space="preserve"> </w:t>
+      </w:r>
+      <w:r>
+        <w:t xml:space="preserve">contained</w:t>
+      </w:r>
+      <w:r>
+        <w:t xml:space="preserve"> </w:t>
+      </w:r>
+      <w:r>
+        <w:t xml:space="preserve">in</w:t>
+      </w:r>
+      <w:r>
+        <w:t xml:space="preserve"> </w:t>
+      </w:r>
+      <w:r>
+        <w:t xml:space="preserve">the</w:t>
+      </w:r>
+      <w:r>
+        <w:t xml:space="preserve"> </w:t>
+      </w:r>
+      <w:r>
+        <w:t xml:space="preserve">preceding</w:t>
+      </w:r>
+      <w:r>
+        <w:t xml:space="preserve"> </w:t>
+      </w:r>
+      <w:r>
+        <w:t xml:space="preserve">paragraphs</w:t>
+      </w:r>
+      <w:r>
+        <w:t xml:space="preserve"> </w:t>
+      </w:r>
+      <w:r>
+        <w:t xml:space="preserve">in</w:t>
+      </w:r>
+      <w:r>
+        <w:t xml:space="preserve"> </w:t>
+      </w:r>
+      <w:r>
+        <w:t xml:space="preserve">this</w:t>
+      </w:r>
+      <w:r>
+        <w:t xml:space="preserve"> </w:t>
+      </w:r>
+      <w:r>
+        <w:t xml:space="preserve">Complaint.</w:t>
       </w:r>
     </w:p>
     <w:p>
       <w:pPr>
-        <w:pStyle w:val="Allegation"/>
+        <w:tabs>
+          <w:tab w:val="left" w:pos="1224"/>
+        </w:tabs>
+        <w:spacing w:before="0" w:after="0" w:line="480" w:lineRule="exact"/>
+        <w:ind w:left="0" w:firstLine="720"/>
+        <w:jc w:val="left"/>
       </w:pPr>
       <w:r>
         <w:t xml:space="preserve">8.</w:t>
@@ -529,38 +2703,296 @@
         <w:tab/>
       </w:r>
       <w:r>
-        <w:t xml:space="preserve">After the filing of the petition in this case at 10:45 am on May 3, 2016, Debtor transferred to Defendant property in the form of one or more payments (Post-petition Transfer) described in the Table 3.2 below:</w:t>
+        <w:t xml:space="preserve">After</w:t>
+      </w:r>
+      <w:r>
+        <w:t xml:space="preserve"> </w:t>
+      </w:r>
+      <w:r>
+        <w:t xml:space="preserve">the</w:t>
+      </w:r>
+      <w:r>
+        <w:t xml:space="preserve"> </w:t>
+      </w:r>
+      <w:r>
+        <w:t xml:space="preserve">filing</w:t>
+      </w:r>
+      <w:r>
+        <w:t xml:space="preserve"> </w:t>
+      </w:r>
+      <w:r>
+        <w:t xml:space="preserve">of</w:t>
+      </w:r>
+      <w:r>
+        <w:t xml:space="preserve"> </w:t>
+      </w:r>
+      <w:r>
+        <w:t xml:space="preserve">the</w:t>
+      </w:r>
+      <w:r>
+        <w:t xml:space="preserve"> </w:t>
+      </w:r>
+      <w:r>
+        <w:t xml:space="preserve">petition</w:t>
+      </w:r>
+      <w:r>
+        <w:t xml:space="preserve"> </w:t>
+      </w:r>
+      <w:r>
+        <w:t xml:space="preserve">in</w:t>
+      </w:r>
+      <w:r>
+        <w:t xml:space="preserve"> </w:t>
+      </w:r>
+      <w:r>
+        <w:t xml:space="preserve">this</w:t>
+      </w:r>
+      <w:r>
+        <w:t xml:space="preserve"> </w:t>
+      </w:r>
+      <w:r>
+        <w:t xml:space="preserve">case</w:t>
+      </w:r>
+      <w:r>
+        <w:t xml:space="preserve"> </w:t>
+      </w:r>
+      <w:r>
+        <w:t xml:space="preserve">at</w:t>
+      </w:r>
+      <w:r>
+        <w:t xml:space="preserve"> </w:t>
+      </w:r>
+      <w:r>
+        <w:t xml:space="preserve">10:45</w:t>
+      </w:r>
+      <w:r>
+        <w:t xml:space="preserve"> </w:t>
+      </w:r>
+      <w:r>
+        <w:t xml:space="preserve">am</w:t>
+      </w:r>
+      <w:r>
+        <w:t xml:space="preserve"> </w:t>
+      </w:r>
+      <w:r>
+        <w:t xml:space="preserve">on</w:t>
+      </w:r>
+      <w:r>
+        <w:t xml:space="preserve"> </w:t>
+      </w:r>
+      <w:r>
+        <w:t xml:space="preserve">May</w:t>
+      </w:r>
+      <w:r>
+        <w:t xml:space="preserve"> </w:t>
+      </w:r>
+      <w:r>
+        <w:t xml:space="preserve">3,</w:t>
+      </w:r>
+      <w:r>
+        <w:t xml:space="preserve"> </w:t>
+      </w:r>
+      <w:r>
+        <w:t xml:space="preserve">2016,</w:t>
+      </w:r>
+      <w:r>
+        <w:t xml:space="preserve"> </w:t>
+      </w:r>
+      <w:r>
+        <w:t xml:space="preserve">Debtor</w:t>
+      </w:r>
+      <w:r>
+        <w:t xml:space="preserve"> </w:t>
+      </w:r>
+      <w:r>
+        <w:t xml:space="preserve">transferred</w:t>
+      </w:r>
+      <w:r>
+        <w:t xml:space="preserve"> </w:t>
+      </w:r>
+      <w:r>
+        <w:t xml:space="preserve">to</w:t>
+      </w:r>
+      <w:r>
+        <w:t xml:space="preserve"> </w:t>
+      </w:r>
+      <w:r>
+        <w:t xml:space="preserve">Defendant</w:t>
+      </w:r>
+      <w:r>
+        <w:t xml:space="preserve"> </w:t>
+      </w:r>
+      <w:r>
+        <w:t xml:space="preserve">property</w:t>
+      </w:r>
+      <w:r>
+        <w:t xml:space="preserve"> </w:t>
+      </w:r>
+      <w:r>
+        <w:t xml:space="preserve">in</w:t>
+      </w:r>
+      <w:r>
+        <w:t xml:space="preserve"> </w:t>
+      </w:r>
+      <w:r>
+        <w:t xml:space="preserve">the</w:t>
+      </w:r>
+      <w:r>
+        <w:t xml:space="preserve"> </w:t>
+      </w:r>
+      <w:r>
+        <w:t xml:space="preserve">form</w:t>
+      </w:r>
+      <w:r>
+        <w:t xml:space="preserve"> </w:t>
+      </w:r>
+      <w:r>
+        <w:t xml:space="preserve">of</w:t>
+      </w:r>
+      <w:r>
+        <w:t xml:space="preserve"> </w:t>
+      </w:r>
+      <w:r>
+        <w:t xml:space="preserve">one</w:t>
+      </w:r>
+      <w:r>
+        <w:t xml:space="preserve"> </w:t>
+      </w:r>
+      <w:r>
+        <w:t xml:space="preserve">or</w:t>
+      </w:r>
+      <w:r>
+        <w:t xml:space="preserve"> </w:t>
+      </w:r>
+      <w:r>
+        <w:t xml:space="preserve">more</w:t>
+      </w:r>
+      <w:r>
+        <w:t xml:space="preserve"> </w:t>
+      </w:r>
+      <w:r>
+        <w:t xml:space="preserve">payments</w:t>
+      </w:r>
+      <w:r>
+        <w:t xml:space="preserve"> </w:t>
+      </w:r>
+      <w:r>
+        <w:t xml:space="preserve">(Post-petition</w:t>
+      </w:r>
+      <w:r>
+        <w:t xml:space="preserve"> </w:t>
+      </w:r>
+      <w:r>
+        <w:t xml:space="preserve">Transfer)</w:t>
+      </w:r>
+      <w:r>
+        <w:t xml:space="preserve"> </w:t>
+      </w:r>
+      <w:r>
+        <w:t xml:space="preserve">described</w:t>
+      </w:r>
+      <w:r>
+        <w:t xml:space="preserve"> </w:t>
+      </w:r>
+      <w:r>
+        <w:t xml:space="preserve">in</w:t>
+      </w:r>
+      <w:r>
+        <w:t xml:space="preserve"> </w:t>
+      </w:r>
+      <w:r>
+        <w:t xml:space="preserve">the</w:t>
+      </w:r>
+      <w:r>
+        <w:t xml:space="preserve"> </w:t>
+      </w:r>
+      <w:r>
+        <w:t xml:space="preserve">Table</w:t>
+      </w:r>
+      <w:r>
+        <w:t xml:space="preserve"> </w:t>
+      </w:r>
+      <w:r>
+        <w:t xml:space="preserve">3.2</w:t>
+      </w:r>
+      <w:r>
+        <w:t xml:space="preserve"> </w:t>
+      </w:r>
+      <w:r>
+        <w:t xml:space="preserve">below:</w:t>
       </w:r>
     </w:p>
     <w:p>
       <w:pPr>
-        <w:pStyle w:val="TableTitle"/>
+        <w:keepNext/>
+        <w:keepLines/>
+        <w:spacing w:before="240" w:after="240" w:line="276" w:lineRule="exact"/>
+        <w:ind w:left="0" w:firstLine="0"/>
+        <w:jc w:val="center"/>
       </w:pPr>
       <w:r>
-        <w:t xml:space="preserve">Table 3.2</w:t>
+        <w:rPr>
+          <w:b/>
+          <w:bCs/>
+        </w:rPr>
+        <w:t xml:space="preserve">Table</w:t>
+      </w:r>
+      <w:r>
+        <w:rPr>
+          <w:b/>
+          <w:bCs/>
+        </w:rPr>
+        <w:t xml:space="preserve"> </w:t>
+      </w:r>
+      <w:r>
+        <w:rPr>
+          <w:b/>
+          <w:bCs/>
+        </w:rPr>
+        <w:t xml:space="preserve">3.2</w:t>
       </w:r>
     </w:p>
     <w:tbl>
       <w:tblPr>
-        <w:tblStyle w:val="Table"/>
-        <w:tblW w:type="auto" w:w="0"/>
-        <w:tblLook w:firstRow="1" w:lastRow="0" w:firstColumn="0" w:lastColumn="0" w:noHBand="0" w:noVBand="0" w:val="0020"/>
+        <w:tblW w:w="9360" w:type="dxa"/>
+        <w:tblBorders>
+          <w:top w:val="single" w:sz="4" w:space="0" w:color="000000"/>
+          <w:left w:val="single" w:sz="4" w:space="0" w:color="000000"/>
+          <w:bottom w:val="single" w:sz="4" w:space="0" w:color="000000"/>
+          <w:right w:val="single" w:sz="4" w:space="0" w:color="000000"/>
+          <w:insideH w:val="single" w:sz="4" w:space="0" w:color="000000"/>
+          <w:insideV w:val="single" w:sz="4" w:space="0" w:color="000000"/>
+        </w:tblBorders>
+        <w:tblLayout w:type="fixed"/>
+        <w:tblCellMar>
+          <w:top w:w="100" w:type="dxa"/>
+          <w:left w:w="100" w:type="dxa"/>
+          <w:bottom w:w="100" w:type="dxa"/>
+          <w:right w:w="100" w:type="dxa"/>
+        </w:tblCellMar>
+        <w:tblLook w:val="0000" w:firstRow="0" w:lastRow="0" w:firstColumn="0" w:lastColumn="0" w:noHBand="0" w:noVBand="0"/>
       </w:tblPr>
       <w:tblGrid>
-        <w:gridCol w:w="1980"/>
-        <w:gridCol w:w="1980"/>
-        <w:gridCol w:w="1980"/>
-        <w:gridCol w:w="1980"/>
+        <w:gridCol w:w="2340"/>
+        <w:gridCol w:w="2340"/>
+        <w:gridCol w:w="2340"/>
+        <w:gridCol w:w="2340"/>
       </w:tblGrid>
       <w:tr>
         <w:trPr>
-          <w:tblHeader w:val="on"/>
+          <w:cantSplit/>
         </w:trPr>
         <w:tc>
-          <w:tcPr/>
+          <w:tcPr>
+            <w:tcW w:w="2340" w:type="dxa"/>
+          </w:tcPr>
           <w:p>
             <w:pPr>
-              <w:pStyle w:val="Compact"/>
+              <w:keepNext/>
+              <w:keepLines/>
+              <w:spacing w:before="0" w:after="0" w:line="276" w:lineRule="exact"/>
+              <w:ind w:left="0" w:firstLine="0"/>
+              <w:jc w:val="left"/>
             </w:pPr>
             <w:r>
               <w:rPr>
@@ -572,25 +3004,51 @@
           </w:p>
         </w:tc>
         <w:tc>
-          <w:tcPr/>
+          <w:tcPr>
+            <w:tcW w:w="2340" w:type="dxa"/>
+          </w:tcPr>
           <w:p>
             <w:pPr>
-              <w:pStyle w:val="Compact"/>
+              <w:keepNext/>
+              <w:keepLines/>
+              <w:spacing w:before="0" w:after="0" w:line="276" w:lineRule="exact"/>
+              <w:ind w:left="0" w:firstLine="0"/>
+              <w:jc w:val="left"/>
             </w:pPr>
             <w:r>
               <w:rPr>
                 <w:b/>
                 <w:bCs/>
               </w:rPr>
-              <w:t xml:space="preserve">Check No.</w:t>
+              <w:t xml:space="preserve">Check</w:t>
+            </w:r>
+            <w:r>
+              <w:rPr>
+                <w:b/>
+                <w:bCs/>
+              </w:rPr>
+              <w:t xml:space="preserve"> </w:t>
+            </w:r>
+            <w:r>
+              <w:rPr>
+                <w:b/>
+                <w:bCs/>
+              </w:rPr>
+              <w:t xml:space="preserve">No.</w:t>
             </w:r>
           </w:p>
         </w:tc>
         <w:tc>
-          <w:tcPr/>
+          <w:tcPr>
+            <w:tcW w:w="2340" w:type="dxa"/>
+          </w:tcPr>
           <w:p>
             <w:pPr>
-              <w:pStyle w:val="Compact"/>
+              <w:keepNext/>
+              <w:keepLines/>
+              <w:spacing w:before="0" w:after="0" w:line="276" w:lineRule="exact"/>
+              <w:ind w:left="0" w:firstLine="0"/>
+              <w:jc w:val="left"/>
             </w:pPr>
             <w:r>
               <w:rPr>
@@ -602,27 +3060,54 @@
           </w:p>
         </w:tc>
         <w:tc>
-          <w:tcPr/>
+          <w:tcPr>
+            <w:tcW w:w="2340" w:type="dxa"/>
+          </w:tcPr>
           <w:p>
             <w:pPr>
-              <w:pStyle w:val="Compact"/>
+              <w:keepNext/>
+              <w:keepLines/>
+              <w:spacing w:before="0" w:after="0" w:line="276" w:lineRule="exact"/>
+              <w:ind w:left="0" w:firstLine="0"/>
+              <w:jc w:val="left"/>
             </w:pPr>
             <w:r>
               <w:rPr>
                 <w:b/>
                 <w:bCs/>
               </w:rPr>
-              <w:t xml:space="preserve">Invoice Number</w:t>
+              <w:t xml:space="preserve">Invoice</w:t>
+            </w:r>
+            <w:r>
+              <w:rPr>
+                <w:b/>
+                <w:bCs/>
+              </w:rPr>
+              <w:t xml:space="preserve"> </w:t>
+            </w:r>
+            <w:r>
+              <w:rPr>
+                <w:b/>
+                <w:bCs/>
+              </w:rPr>
+              <w:t xml:space="preserve">Number</w:t>
             </w:r>
           </w:p>
         </w:tc>
       </w:tr>
       <w:tr>
+        <w:trPr>
+          <w:cantSplit/>
+        </w:trPr>
         <w:tc>
-          <w:tcPr/>
+          <w:tcPr>
+            <w:tcW w:w="2340" w:type="dxa"/>
+          </w:tcPr>
           <w:p>
             <w:pPr>
-              <w:pStyle w:val="Compact"/>
+              <w:spacing w:before="0" w:after="0" w:line="276" w:lineRule="exact"/>
+              <w:ind w:left="0" w:firstLine="0"/>
+              <w:jc w:val="left"/>
             </w:pPr>
             <w:r>
               <w:t xml:space="preserve">6/6/16</w:t>
@@ -630,10 +3115,14 @@
           </w:p>
         </w:tc>
         <w:tc>
-          <w:tcPr/>
+          <w:tcPr>
+            <w:tcW w:w="2340" w:type="dxa"/>
+          </w:tcPr>
           <w:p>
             <w:pPr>
-              <w:pStyle w:val="Compact"/>
+              <w:spacing w:before="0" w:after="0" w:line="276" w:lineRule="exact"/>
+              <w:ind w:left="0" w:firstLine="0"/>
+              <w:jc w:val="left"/>
             </w:pPr>
             <w:r>
               <w:t xml:space="preserve">wire</w:t>
@@ -641,10 +3130,14 @@
           </w:p>
         </w:tc>
         <w:tc>
-          <w:tcPr/>
+          <w:tcPr>
+            <w:tcW w:w="2340" w:type="dxa"/>
+          </w:tcPr>
           <w:p>
             <w:pPr>
-              <w:pStyle w:val="Compact"/>
+              <w:spacing w:before="0" w:after="0" w:line="276" w:lineRule="exact"/>
+              <w:ind w:left="0" w:firstLine="0"/>
+              <w:jc w:val="left"/>
             </w:pPr>
             <w:r>
               <w:t xml:space="preserve">22,800</w:t>
@@ -652,10 +3145,14 @@
           </w:p>
         </w:tc>
         <w:tc>
-          <w:tcPr/>
+          <w:tcPr>
+            <w:tcW w:w="2340" w:type="dxa"/>
+          </w:tcPr>
           <w:p>
             <w:pPr>
-              <w:pStyle w:val="Compact"/>
+              <w:spacing w:before="0" w:after="0" w:line="276" w:lineRule="exact"/>
+              <w:ind w:left="0" w:firstLine="0"/>
+              <w:jc w:val="left"/>
             </w:pPr>
             <w:r>
               <w:t xml:space="preserve">AG201604</w:t>
@@ -666,7 +3163,12 @@
     </w:tbl>
     <w:p>
       <w:pPr>
-        <w:pStyle w:val="Allegation"/>
+        <w:tabs>
+          <w:tab w:val="left" w:pos="1224"/>
+        </w:tabs>
+        <w:spacing w:before="210" w:after="0" w:line="480" w:lineRule="exact"/>
+        <w:ind w:left="0" w:firstLine="720"/>
+        <w:jc w:val="left"/>
       </w:pPr>
       <w:r>
         <w:t xml:space="preserve">9.</w:t>
@@ -675,12 +3177,149 @@
         <w:tab/>
       </w:r>
       <w:r>
-        <w:t xml:space="preserve">Each Post-petition Transfer constituted a transfer of an interest in property of the Debtor after the May 3, 2016 commencement of the case.</w:t>
+        <w:t xml:space="preserve">Each</w:t>
+      </w:r>
+      <w:r>
+        <w:t xml:space="preserve"> </w:t>
+      </w:r>
+      <w:r>
+        <w:t xml:space="preserve">Post-petition</w:t>
+      </w:r>
+      <w:r>
+        <w:t xml:space="preserve"> </w:t>
+      </w:r>
+      <w:r>
+        <w:t xml:space="preserve">Transfer</w:t>
+      </w:r>
+      <w:r>
+        <w:t xml:space="preserve"> </w:t>
+      </w:r>
+      <w:r>
+        <w:t xml:space="preserve">constituted</w:t>
+      </w:r>
+      <w:r>
+        <w:t xml:space="preserve"> </w:t>
+      </w:r>
+      <w:r>
+        <w:t xml:space="preserve">a</w:t>
+      </w:r>
+      <w:r>
+        <w:t xml:space="preserve"> </w:t>
+      </w:r>
+      <w:r>
+        <w:t xml:space="preserve">transfer</w:t>
+      </w:r>
+      <w:r>
+        <w:t xml:space="preserve"> </w:t>
+      </w:r>
+      <w:r>
+        <w:t xml:space="preserve">of</w:t>
+      </w:r>
+      <w:r>
+        <w:t xml:space="preserve"> </w:t>
+      </w:r>
+      <w:r>
+        <w:t xml:space="preserve">an</w:t>
+      </w:r>
+      <w:r>
+        <w:t xml:space="preserve"> </w:t>
+      </w:r>
+      <w:r>
+        <w:t xml:space="preserve">interest</w:t>
+      </w:r>
+      <w:r>
+        <w:t xml:space="preserve"> </w:t>
+      </w:r>
+      <w:r>
+        <w:t xml:space="preserve">in</w:t>
+      </w:r>
+      <w:r>
+        <w:t xml:space="preserve"> </w:t>
+      </w:r>
+      <w:r>
+        <w:t xml:space="preserve">property</w:t>
+      </w:r>
+      <w:r>
+        <w:t xml:space="preserve"> </w:t>
+      </w:r>
+      <w:r>
+        <w:t xml:space="preserve">of</w:t>
+      </w:r>
+      <w:r>
+        <w:t xml:space="preserve"> </w:t>
+      </w:r>
+      <w:r>
+        <w:t xml:space="preserve">the</w:t>
+      </w:r>
+      <w:r>
+        <w:t xml:space="preserve"> </w:t>
+      </w:r>
+      <w:r>
+        <w:t xml:space="preserve">Debtor</w:t>
+      </w:r>
+      <w:r>
+        <w:t xml:space="preserve"> </w:t>
+      </w:r>
+      <w:r>
+        <w:t xml:space="preserve">after</w:t>
+      </w:r>
+      <w:r>
+        <w:t xml:space="preserve"> </w:t>
+      </w:r>
+      <w:r>
+        <w:t xml:space="preserve">the</w:t>
+      </w:r>
+      <w:r>
+        <w:t xml:space="preserve"> </w:t>
+      </w:r>
+      <w:r>
+        <w:t xml:space="preserve">May</w:t>
+      </w:r>
+      <w:r>
+        <w:t xml:space="preserve"> </w:t>
+      </w:r>
+      <w:r>
+        <w:t xml:space="preserve">3,</w:t>
+      </w:r>
+      <w:r>
+        <w:t xml:space="preserve"> </w:t>
+      </w:r>
+      <w:r>
+        <w:t xml:space="preserve">2016</w:t>
+      </w:r>
+      <w:r>
+        <w:t xml:space="preserve"> </w:t>
+      </w:r>
+      <w:r>
+        <w:t xml:space="preserve">commencement</w:t>
+      </w:r>
+      <w:r>
+        <w:t xml:space="preserve"> </w:t>
+      </w:r>
+      <w:r>
+        <w:t xml:space="preserve">of</w:t>
+      </w:r>
+      <w:r>
+        <w:t xml:space="preserve"> </w:t>
+      </w:r>
+      <w:r>
+        <w:t xml:space="preserve">the</w:t>
+      </w:r>
+      <w:r>
+        <w:t xml:space="preserve"> </w:t>
+      </w:r>
+      <w:r>
+        <w:t xml:space="preserve">case.</w:t>
       </w:r>
     </w:p>
     <w:p>
       <w:pPr>
-        <w:pStyle w:val="Allegation"/>
+        <w:tabs>
+          <w:tab w:val="left" w:pos="1224"/>
+        </w:tabs>
+        <w:spacing w:before="0" w:after="0" w:line="480" w:lineRule="exact"/>
+        <w:ind w:left="0" w:firstLine="720"/>
+        <w:jc w:val="left"/>
       </w:pPr>
       <w:r>
         <w:t xml:space="preserve">10.</w:t>
@@ -689,12 +3328,113 @@
         <w:tab/>
       </w:r>
       <w:r>
-        <w:t xml:space="preserve">Each Post-petition Transfer was not authorized under the Bankruptcy Code or an order of the Bankruptcy Court.</w:t>
+        <w:t xml:space="preserve">Each</w:t>
+      </w:r>
+      <w:r>
+        <w:t xml:space="preserve"> </w:t>
+      </w:r>
+      <w:r>
+        <w:t xml:space="preserve">Post-petition</w:t>
+      </w:r>
+      <w:r>
+        <w:t xml:space="preserve"> </w:t>
+      </w:r>
+      <w:r>
+        <w:t xml:space="preserve">Transfer</w:t>
+      </w:r>
+      <w:r>
+        <w:t xml:space="preserve"> </w:t>
+      </w:r>
+      <w:r>
+        <w:t xml:space="preserve">was</w:t>
+      </w:r>
+      <w:r>
+        <w:t xml:space="preserve"> </w:t>
+      </w:r>
+      <w:r>
+        <w:t xml:space="preserve">not</w:t>
+      </w:r>
+      <w:r>
+        <w:t xml:space="preserve"> </w:t>
+      </w:r>
+      <w:r>
+        <w:t xml:space="preserve">authorized</w:t>
+      </w:r>
+      <w:r>
+        <w:t xml:space="preserve"> </w:t>
+      </w:r>
+      <w:r>
+        <w:t xml:space="preserve">under</w:t>
+      </w:r>
+      <w:r>
+        <w:t xml:space="preserve"> </w:t>
+      </w:r>
+      <w:r>
+        <w:t xml:space="preserve">the</w:t>
+      </w:r>
+      <w:r>
+        <w:t xml:space="preserve"> </w:t>
+      </w:r>
+      <w:r>
+        <w:t xml:space="preserve">Bankruptcy</w:t>
+      </w:r>
+      <w:r>
+        <w:t xml:space="preserve"> </w:t>
+      </w:r>
+      <w:r>
+        <w:t xml:space="preserve">Code</w:t>
+      </w:r>
+      <w:r>
+        <w:t xml:space="preserve"> </w:t>
+      </w:r>
+      <w:r>
+        <w:t xml:space="preserve">or</w:t>
+      </w:r>
+      <w:r>
+        <w:t xml:space="preserve"> </w:t>
+      </w:r>
+      <w:r>
+        <w:t xml:space="preserve">an</w:t>
+      </w:r>
+      <w:r>
+        <w:t xml:space="preserve"> </w:t>
+      </w:r>
+      <w:r>
+        <w:t xml:space="preserve">order</w:t>
+      </w:r>
+      <w:r>
+        <w:t xml:space="preserve"> </w:t>
+      </w:r>
+      <w:r>
+        <w:t xml:space="preserve">of</w:t>
+      </w:r>
+      <w:r>
+        <w:t xml:space="preserve"> </w:t>
+      </w:r>
+      <w:r>
+        <w:t xml:space="preserve">the</w:t>
+      </w:r>
+      <w:r>
+        <w:t xml:space="preserve"> </w:t>
+      </w:r>
+      <w:r>
+        <w:t xml:space="preserve">Bankruptcy</w:t>
+      </w:r>
+      <w:r>
+        <w:t xml:space="preserve"> </w:t>
+      </w:r>
+      <w:r>
+        <w:t xml:space="preserve">Court.</w:t>
       </w:r>
     </w:p>
     <w:p>
       <w:pPr>
-        <w:pStyle w:val="Allegation"/>
+        <w:tabs>
+          <w:tab w:val="left" w:pos="1224"/>
+        </w:tabs>
+        <w:spacing w:before="0" w:after="0" w:line="480" w:lineRule="exact"/>
+        <w:ind w:left="0" w:firstLine="720"/>
+        <w:jc w:val="left"/>
       </w:pPr>
       <w:r>
         <w:t xml:space="preserve">11.</w:t>
@@ -703,22 +3443,238 @@
         <w:tab/>
       </w:r>
       <w:r>
-        <w:t xml:space="preserve">Each Post-petition Transfer was not given by the Debtor to Defendant in exchange property or services provided by Defendant after the May 3, 2016 commencement of the case.</w:t>
+        <w:t xml:space="preserve">Each</w:t>
+      </w:r>
+      <w:r>
+        <w:t xml:space="preserve"> </w:t>
+      </w:r>
+      <w:r>
+        <w:t xml:space="preserve">Post-petition</w:t>
+      </w:r>
+      <w:r>
+        <w:t xml:space="preserve"> </w:t>
+      </w:r>
+      <w:r>
+        <w:t xml:space="preserve">Transfer</w:t>
+      </w:r>
+      <w:r>
+        <w:t xml:space="preserve"> </w:t>
+      </w:r>
+      <w:r>
+        <w:t xml:space="preserve">was</w:t>
+      </w:r>
+      <w:r>
+        <w:t xml:space="preserve"> </w:t>
+      </w:r>
+      <w:r>
+        <w:t xml:space="preserve">not</w:t>
+      </w:r>
+      <w:r>
+        <w:t xml:space="preserve"> </w:t>
+      </w:r>
+      <w:r>
+        <w:t xml:space="preserve">given</w:t>
+      </w:r>
+      <w:r>
+        <w:t xml:space="preserve"> </w:t>
+      </w:r>
+      <w:r>
+        <w:t xml:space="preserve">by</w:t>
+      </w:r>
+      <w:r>
+        <w:t xml:space="preserve"> </w:t>
+      </w:r>
+      <w:r>
+        <w:t xml:space="preserve">the</w:t>
+      </w:r>
+      <w:r>
+        <w:t xml:space="preserve"> </w:t>
+      </w:r>
+      <w:r>
+        <w:t xml:space="preserve">Debtor</w:t>
+      </w:r>
+      <w:r>
+        <w:t xml:space="preserve"> </w:t>
+      </w:r>
+      <w:r>
+        <w:t xml:space="preserve">to</w:t>
+      </w:r>
+      <w:r>
+        <w:t xml:space="preserve"> </w:t>
+      </w:r>
+      <w:r>
+        <w:t xml:space="preserve">Defendant</w:t>
+      </w:r>
+      <w:r>
+        <w:t xml:space="preserve"> </w:t>
+      </w:r>
+      <w:r>
+        <w:t xml:space="preserve">in</w:t>
+      </w:r>
+      <w:r>
+        <w:t xml:space="preserve"> </w:t>
+      </w:r>
+      <w:r>
+        <w:t xml:space="preserve">exchange</w:t>
+      </w:r>
+      <w:r>
+        <w:t xml:space="preserve"> </w:t>
+      </w:r>
+      <w:r>
+        <w:t xml:space="preserve">property</w:t>
+      </w:r>
+      <w:r>
+        <w:t xml:space="preserve"> </w:t>
+      </w:r>
+      <w:r>
+        <w:t xml:space="preserve">or</w:t>
+      </w:r>
+      <w:r>
+        <w:t xml:space="preserve"> </w:t>
+      </w:r>
+      <w:r>
+        <w:t xml:space="preserve">services</w:t>
+      </w:r>
+      <w:r>
+        <w:t xml:space="preserve"> </w:t>
+      </w:r>
+      <w:r>
+        <w:t xml:space="preserve">provided</w:t>
+      </w:r>
+      <w:r>
+        <w:t xml:space="preserve"> </w:t>
+      </w:r>
+      <w:r>
+        <w:t xml:space="preserve">by</w:t>
+      </w:r>
+      <w:r>
+        <w:t xml:space="preserve"> </w:t>
+      </w:r>
+      <w:r>
+        <w:t xml:space="preserve">Defendant</w:t>
+      </w:r>
+      <w:r>
+        <w:t xml:space="preserve"> </w:t>
+      </w:r>
+      <w:r>
+        <w:t xml:space="preserve">after</w:t>
+      </w:r>
+      <w:r>
+        <w:t xml:space="preserve"> </w:t>
+      </w:r>
+      <w:r>
+        <w:t xml:space="preserve">the</w:t>
+      </w:r>
+      <w:r>
+        <w:t xml:space="preserve"> </w:t>
+      </w:r>
+      <w:r>
+        <w:t xml:space="preserve">May</w:t>
+      </w:r>
+      <w:r>
+        <w:t xml:space="preserve"> </w:t>
+      </w:r>
+      <w:r>
+        <w:t xml:space="preserve">3,</w:t>
+      </w:r>
+      <w:r>
+        <w:t xml:space="preserve"> </w:t>
+      </w:r>
+      <w:r>
+        <w:t xml:space="preserve">2016</w:t>
+      </w:r>
+      <w:r>
+        <w:t xml:space="preserve"> </w:t>
+      </w:r>
+      <w:r>
+        <w:t xml:space="preserve">commencement</w:t>
+      </w:r>
+      <w:r>
+        <w:t xml:space="preserve"> </w:t>
+      </w:r>
+      <w:r>
+        <w:t xml:space="preserve">of</w:t>
+      </w:r>
+      <w:r>
+        <w:t xml:space="preserve"> </w:t>
+      </w:r>
+      <w:r>
+        <w:t xml:space="preserve">the</w:t>
+      </w:r>
+      <w:r>
+        <w:t xml:space="preserve"> </w:t>
+      </w:r>
+      <w:r>
+        <w:t xml:space="preserve">case.</w:t>
       </w:r>
     </w:p>
     <w:p>
       <w:pPr>
         <w:pStyle w:val="Heading1"/>
+        <w:keepNext/>
+        <w:keepLines/>
+        <w:spacing w:before="240" w:after="0" w:line="480" w:lineRule="exact"/>
+        <w:ind w:left="0" w:firstLine="0"/>
+        <w:jc w:val="center"/>
       </w:pPr>
-      <w:bookmarkStart w:id="113" w:name="_32021faed842f39ba1cb012efd239a414a61e9f"/>
-      <w:r>
-        <w:t xml:space="preserve">IV REQUEST FOR RELIEF</w:t>
-      </w:r>
-      <w:bookmarkEnd w:id="113"/>
+      <w:r>
+        <w:rPr>
+          <w:b/>
+          <w:bCs/>
+        </w:rPr>
+        <w:t xml:space="preserve">IV</w:t>
+      </w:r>
+      <w:r>
+        <w:rPr>
+          <w:b/>
+          <w:bCs/>
+        </w:rPr>
+        <w:t xml:space="preserve"> </w:t>
+      </w:r>
+      <w:r>
+        <w:rPr>
+          <w:b/>
+          <w:bCs/>
+        </w:rPr>
+        <w:t xml:space="preserve">REQUEST</w:t>
+      </w:r>
+      <w:r>
+        <w:rPr>
+          <w:b/>
+          <w:bCs/>
+        </w:rPr>
+        <w:t xml:space="preserve"> </w:t>
+      </w:r>
+      <w:r>
+        <w:rPr>
+          <w:b/>
+          <w:bCs/>
+        </w:rPr>
+        <w:t xml:space="preserve">FOR</w:t>
+      </w:r>
+      <w:r>
+        <w:rPr>
+          <w:b/>
+          <w:bCs/>
+        </w:rPr>
+        <w:t xml:space="preserve"> </w:t>
+      </w:r>
+      <w:r>
+        <w:rPr>
+          <w:b/>
+          <w:bCs/>
+        </w:rPr>
+        <w:t xml:space="preserve">RELIEF</w:t>
+      </w:r>
     </w:p>
     <w:p>
       <w:pPr>
-        <w:pStyle w:val="Allegation"/>
+        <w:tabs>
+          <w:tab w:val="left" w:pos="1224"/>
+        </w:tabs>
+        <w:spacing w:before="0" w:after="0" w:line="480" w:lineRule="exact"/>
+        <w:ind w:left="0" w:firstLine="720"/>
+        <w:jc w:val="left"/>
       </w:pPr>
       <w:r>
         <w:t xml:space="preserve">12.</w:t>
@@ -727,12 +3683,62 @@
         <w:tab/>
       </w:r>
       <w:r>
-        <w:t xml:space="preserve">Plaintiff requests entry of judgment against Defendant as follows:</w:t>
+        <w:t xml:space="preserve">Plaintiff</w:t>
+      </w:r>
+      <w:r>
+        <w:t xml:space="preserve"> </w:t>
+      </w:r>
+      <w:r>
+        <w:t xml:space="preserve">requests</w:t>
+      </w:r>
+      <w:r>
+        <w:t xml:space="preserve"> </w:t>
+      </w:r>
+      <w:r>
+        <w:t xml:space="preserve">entry</w:t>
+      </w:r>
+      <w:r>
+        <w:t xml:space="preserve"> </w:t>
+      </w:r>
+      <w:r>
+        <w:t xml:space="preserve">of</w:t>
+      </w:r>
+      <w:r>
+        <w:t xml:space="preserve"> </w:t>
+      </w:r>
+      <w:r>
+        <w:t xml:space="preserve">judgment</w:t>
+      </w:r>
+      <w:r>
+        <w:t xml:space="preserve"> </w:t>
+      </w:r>
+      <w:r>
+        <w:t xml:space="preserve">against</w:t>
+      </w:r>
+      <w:r>
+        <w:t xml:space="preserve"> </w:t>
+      </w:r>
+      <w:r>
+        <w:t xml:space="preserve">Defendant</w:t>
+      </w:r>
+      <w:r>
+        <w:t xml:space="preserve"> </w:t>
+      </w:r>
+      <w:r>
+        <w:t xml:space="preserve">as</w:t>
+      </w:r>
+      <w:r>
+        <w:t xml:space="preserve"> </w:t>
+      </w:r>
+      <w:r>
+        <w:t xml:space="preserve">follows:</w:t>
       </w:r>
     </w:p>
     <w:p>
       <w:pPr>
-        <w:pStyle w:val="Relief"/>
+        <w:spacing w:before="0" w:after="0" w:line="480" w:lineRule="exact"/>
+        <w:ind w:left="1296" w:hanging="576"/>
+        <w:jc w:val="left"/>
       </w:pPr>
       <w:r>
         <w:t xml:space="preserve">A.</w:t>
@@ -741,12 +3747,92 @@
         <w:tab/>
       </w:r>
       <w:r>
-        <w:t xml:space="preserve">Declaring each Post-petition Transfer to be avoided under section 549 of the Bankruptcy Code;</w:t>
+        <w:t xml:space="preserve">Declaring</w:t>
+      </w:r>
+      <w:r>
+        <w:t xml:space="preserve"> </w:t>
+      </w:r>
+      <w:r>
+        <w:t xml:space="preserve">each</w:t>
+      </w:r>
+      <w:r>
+        <w:t xml:space="preserve"> </w:t>
+      </w:r>
+      <w:r>
+        <w:t xml:space="preserve">Post-petition</w:t>
+      </w:r>
+      <w:r>
+        <w:t xml:space="preserve"> </w:t>
+      </w:r>
+      <w:r>
+        <w:t xml:space="preserve">Transfer</w:t>
+      </w:r>
+      <w:r>
+        <w:t xml:space="preserve"> </w:t>
+      </w:r>
+      <w:r>
+        <w:t xml:space="preserve">to</w:t>
+      </w:r>
+      <w:r>
+        <w:t xml:space="preserve"> </w:t>
+      </w:r>
+      <w:r>
+        <w:t xml:space="preserve">be</w:t>
+      </w:r>
+      <w:r>
+        <w:t xml:space="preserve"> </w:t>
+      </w:r>
+      <w:r>
+        <w:t xml:space="preserve">avoided</w:t>
+      </w:r>
+      <w:r>
+        <w:t xml:space="preserve"> </w:t>
+      </w:r>
+      <w:r>
+        <w:t xml:space="preserve">under</w:t>
+      </w:r>
+      <w:r>
+        <w:t xml:space="preserve"> </w:t>
+      </w:r>
+      <w:r>
+        <w:t xml:space="preserve">section</w:t>
+      </w:r>
+      <w:r>
+        <w:t xml:space="preserve"> </w:t>
+      </w:r>
+      <w:r>
+        <w:t xml:space="preserve">549</w:t>
+      </w:r>
+      <w:r>
+        <w:t xml:space="preserve"> </w:t>
+      </w:r>
+      <w:r>
+        <w:t xml:space="preserve">of</w:t>
+      </w:r>
+      <w:r>
+        <w:t xml:space="preserve"> </w:t>
+      </w:r>
+      <w:r>
+        <w:t xml:space="preserve">the</w:t>
+      </w:r>
+      <w:r>
+        <w:t xml:space="preserve"> </w:t>
+      </w:r>
+      <w:r>
+        <w:t xml:space="preserve">Bankruptcy</w:t>
+      </w:r>
+      <w:r>
+        <w:t xml:space="preserve"> </w:t>
+      </w:r>
+      <w:r>
+        <w:t xml:space="preserve">Code;</w:t>
       </w:r>
     </w:p>
     <w:p>
       <w:pPr>
-        <w:pStyle w:val="Relief"/>
+        <w:spacing w:before="0" w:after="0" w:line="480" w:lineRule="exact"/>
+        <w:ind w:left="1296" w:hanging="576"/>
+        <w:jc w:val="left"/>
       </w:pPr>
       <w:r>
         <w:t xml:space="preserve">B.</w:t>
@@ -755,12 +3841,182 @@
         <w:tab/>
       </w:r>
       <w:r>
-        <w:t xml:space="preserve">Awarding Plaintiff judgment against the Defendant in the amount of the sum of the Post-petition Transfers and directing Defendant to immediately repay to Plaintiff the total of such amounts;</w:t>
+        <w:t xml:space="preserve">Awarding</w:t>
+      </w:r>
+      <w:r>
+        <w:t xml:space="preserve"> </w:t>
+      </w:r>
+      <w:r>
+        <w:t xml:space="preserve">Plaintiff</w:t>
+      </w:r>
+      <w:r>
+        <w:t xml:space="preserve"> </w:t>
+      </w:r>
+      <w:r>
+        <w:t xml:space="preserve">judgment</w:t>
+      </w:r>
+      <w:r>
+        <w:t xml:space="preserve"> </w:t>
+      </w:r>
+      <w:r>
+        <w:t xml:space="preserve">against</w:t>
+      </w:r>
+      <w:r>
+        <w:t xml:space="preserve"> </w:t>
+      </w:r>
+      <w:r>
+        <w:t xml:space="preserve">the</w:t>
+      </w:r>
+      <w:r>
+        <w:t xml:space="preserve"> </w:t>
+      </w:r>
+      <w:r>
+        <w:t xml:space="preserve">Defendant</w:t>
+      </w:r>
+      <w:r>
+        <w:t xml:space="preserve"> </w:t>
+      </w:r>
+      <w:r>
+        <w:t xml:space="preserve">in</w:t>
+      </w:r>
+      <w:r>
+        <w:t xml:space="preserve"> </w:t>
+      </w:r>
+      <w:r>
+        <w:t xml:space="preserve">the</w:t>
+      </w:r>
+      <w:r>
+        <w:t xml:space="preserve"> </w:t>
+      </w:r>
+      <w:r>
+        <w:t xml:space="preserve">amount</w:t>
+      </w:r>
+      <w:r>
+        <w:t xml:space="preserve"> </w:t>
+      </w:r>
+      <w:r>
+        <w:t xml:space="preserve">of</w:t>
+      </w:r>
+      <w:r>
+        <w:t xml:space="preserve"> </w:t>
+      </w:r>
+      <w:r>
+        <w:t xml:space="preserve">the</w:t>
+      </w:r>
+      <w:r>
+        <w:t xml:space="preserve"> </w:t>
+      </w:r>
+      <w:r>
+        <w:t xml:space="preserve">sum</w:t>
+      </w:r>
+      <w:r>
+        <w:t xml:space="preserve"> </w:t>
+      </w:r>
+      <w:r>
+        <w:t xml:space="preserve">of</w:t>
+      </w:r>
+      <w:r>
+        <w:t xml:space="preserve"> </w:t>
+      </w:r>
+      <w:r>
+        <w:t xml:space="preserve">the</w:t>
+      </w:r>
+      <w:r>
+        <w:t xml:space="preserve"> </w:t>
+      </w:r>
+      <w:r>
+        <w:t xml:space="preserve">Post-petition</w:t>
+      </w:r>
+      <w:r>
+        <w:t xml:space="preserve"> </w:t>
+      </w:r>
+      <w:r>
+        <w:t xml:space="preserve">Transfers</w:t>
+      </w:r>
+      <w:r>
+        <w:t xml:space="preserve"> </w:t>
+      </w:r>
+      <w:r>
+        <w:t xml:space="preserve">and</w:t>
+      </w:r>
+      <w:r>
+        <w:t xml:space="preserve"> </w:t>
+      </w:r>
+      <w:r>
+        <w:t xml:space="preserve">directing</w:t>
+      </w:r>
+      <w:r>
+        <w:t xml:space="preserve"> </w:t>
+      </w:r>
+      <w:r>
+        <w:t xml:space="preserve">Defendant</w:t>
+      </w:r>
+      <w:r>
+        <w:t xml:space="preserve"> </w:t>
+      </w:r>
+      <w:r>
+        <w:t xml:space="preserve">to</w:t>
+      </w:r>
+      <w:r>
+        <w:t xml:space="preserve"> </w:t>
+      </w:r>
+      <w:r>
+        <w:t xml:space="preserve">immediately</w:t>
+      </w:r>
+      <w:r>
+        <w:t xml:space="preserve"> </w:t>
+      </w:r>
+      <w:r>
+        <w:t xml:space="preserve">repay</w:t>
+      </w:r>
+      <w:r>
+        <w:t xml:space="preserve"> </w:t>
+      </w:r>
+      <w:r>
+        <w:t xml:space="preserve">to</w:t>
+      </w:r>
+      <w:r>
+        <w:t xml:space="preserve"> </w:t>
+      </w:r>
+      <w:r>
+        <w:t xml:space="preserve">Plaintiff</w:t>
+      </w:r>
+      <w:r>
+        <w:t xml:space="preserve"> </w:t>
+      </w:r>
+      <w:r>
+        <w:t xml:space="preserve">the</w:t>
+      </w:r>
+      <w:r>
+        <w:t xml:space="preserve"> </w:t>
+      </w:r>
+      <w:r>
+        <w:t xml:space="preserve">total</w:t>
+      </w:r>
+      <w:r>
+        <w:t xml:space="preserve"> </w:t>
+      </w:r>
+      <w:r>
+        <w:t xml:space="preserve">of</w:t>
+      </w:r>
+      <w:r>
+        <w:t xml:space="preserve"> </w:t>
+      </w:r>
+      <w:r>
+        <w:t xml:space="preserve">such</w:t>
+      </w:r>
+      <w:r>
+        <w:t xml:space="preserve"> </w:t>
+      </w:r>
+      <w:r>
+        <w:t xml:space="preserve">amounts;</w:t>
       </w:r>
     </w:p>
     <w:p>
       <w:pPr>
-        <w:pStyle w:val="Relief"/>
+        <w:spacing w:before="0" w:after="0" w:line="480" w:lineRule="exact"/>
+        <w:ind w:left="1296" w:hanging="576"/>
+        <w:jc w:val="left"/>
       </w:pPr>
       <w:r>
         <w:t xml:space="preserve">C.</w:t>
@@ -769,12 +4025,92 @@
         <w:tab/>
       </w:r>
       <w:r>
-        <w:t xml:space="preserve">Awarding Plaintiff its attorney fees, costs and other expenses incurred in this action; and</w:t>
+        <w:t xml:space="preserve">Awarding</w:t>
+      </w:r>
+      <w:r>
+        <w:t xml:space="preserve"> </w:t>
+      </w:r>
+      <w:r>
+        <w:t xml:space="preserve">Plaintiff</w:t>
+      </w:r>
+      <w:r>
+        <w:t xml:space="preserve"> </w:t>
+      </w:r>
+      <w:r>
+        <w:t xml:space="preserve">its</w:t>
+      </w:r>
+      <w:r>
+        <w:t xml:space="preserve"> </w:t>
+      </w:r>
+      <w:r>
+        <w:t xml:space="preserve">attorney</w:t>
+      </w:r>
+      <w:r>
+        <w:t xml:space="preserve"> </w:t>
+      </w:r>
+      <w:r>
+        <w:t xml:space="preserve">fees,</w:t>
+      </w:r>
+      <w:r>
+        <w:t xml:space="preserve"> </w:t>
+      </w:r>
+      <w:r>
+        <w:t xml:space="preserve">costs</w:t>
+      </w:r>
+      <w:r>
+        <w:t xml:space="preserve"> </w:t>
+      </w:r>
+      <w:r>
+        <w:t xml:space="preserve">and</w:t>
+      </w:r>
+      <w:r>
+        <w:t xml:space="preserve"> </w:t>
+      </w:r>
+      <w:r>
+        <w:t xml:space="preserve">other</w:t>
+      </w:r>
+      <w:r>
+        <w:t xml:space="preserve"> </w:t>
+      </w:r>
+      <w:r>
+        <w:t xml:space="preserve">expenses</w:t>
+      </w:r>
+      <w:r>
+        <w:t xml:space="preserve"> </w:t>
+      </w:r>
+      <w:r>
+        <w:t xml:space="preserve">incurred</w:t>
+      </w:r>
+      <w:r>
+        <w:t xml:space="preserve"> </w:t>
+      </w:r>
+      <w:r>
+        <w:t xml:space="preserve">in</w:t>
+      </w:r>
+      <w:r>
+        <w:t xml:space="preserve"> </w:t>
+      </w:r>
+      <w:r>
+        <w:t xml:space="preserve">this</w:t>
+      </w:r>
+      <w:r>
+        <w:t xml:space="preserve"> </w:t>
+      </w:r>
+      <w:r>
+        <w:t xml:space="preserve">action;</w:t>
+      </w:r>
+      <w:r>
+        <w:t xml:space="preserve"> </w:t>
+      </w:r>
+      <w:r>
+        <w:t xml:space="preserve">and</w:t>
       </w:r>
     </w:p>
     <w:p>
       <w:pPr>
-        <w:pStyle w:val="Relief"/>
+        <w:spacing w:before="0" w:after="0" w:line="480" w:lineRule="exact"/>
+        <w:ind w:left="1296" w:hanging="576"/>
+        <w:jc w:val="left"/>
       </w:pPr>
       <w:r>
         <w:t xml:space="preserve">D.</w:t>
@@ -783,14 +4119,94 @@
         <w:tab/>
       </w:r>
       <w:r>
-        <w:t xml:space="preserve">Granting Plaintiff such other and further relief as the Court deems just and proper.</w:t>
+        <w:t xml:space="preserve">Granting</w:t>
+      </w:r>
+      <w:r>
+        <w:t xml:space="preserve"> </w:t>
+      </w:r>
+      <w:r>
+        <w:t xml:space="preserve">Plaintiff</w:t>
+      </w:r>
+      <w:r>
+        <w:t xml:space="preserve"> </w:t>
+      </w:r>
+      <w:r>
+        <w:t xml:space="preserve">such</w:t>
+      </w:r>
+      <w:r>
+        <w:t xml:space="preserve"> </w:t>
+      </w:r>
+      <w:r>
+        <w:t xml:space="preserve">other</w:t>
+      </w:r>
+      <w:r>
+        <w:t xml:space="preserve"> </w:t>
+      </w:r>
+      <w:r>
+        <w:t xml:space="preserve">and</w:t>
+      </w:r>
+      <w:r>
+        <w:t xml:space="preserve"> </w:t>
+      </w:r>
+      <w:r>
+        <w:t xml:space="preserve">further</w:t>
+      </w:r>
+      <w:r>
+        <w:t xml:space="preserve"> </w:t>
+      </w:r>
+      <w:r>
+        <w:t xml:space="preserve">relief</w:t>
+      </w:r>
+      <w:r>
+        <w:t xml:space="preserve"> </w:t>
+      </w:r>
+      <w:r>
+        <w:t xml:space="preserve">as</w:t>
+      </w:r>
+      <w:r>
+        <w:t xml:space="preserve"> </w:t>
+      </w:r>
+      <w:r>
+        <w:t xml:space="preserve">the</w:t>
+      </w:r>
+      <w:r>
+        <w:t xml:space="preserve"> </w:t>
+      </w:r>
+      <w:r>
+        <w:t xml:space="preserve">Court</w:t>
+      </w:r>
+      <w:r>
+        <w:t xml:space="preserve"> </w:t>
+      </w:r>
+      <w:r>
+        <w:t xml:space="preserve">deems</w:t>
+      </w:r>
+      <w:r>
+        <w:t xml:space="preserve"> </w:t>
+      </w:r>
+      <w:r>
+        <w:t xml:space="preserve">just</w:t>
+      </w:r>
+      <w:r>
+        <w:t xml:space="preserve"> </w:t>
+      </w:r>
+      <w:r>
+        <w:t xml:space="preserve">and</w:t>
+      </w:r>
+      <w:r>
+        <w:t xml:space="preserve"> </w:t>
+      </w:r>
+      <w:r>
+        <w:t xml:space="preserve">proper.</w:t>
       </w:r>
     </w:p>
     <w:p>
       <w:pPr>
-        <w:pStyle w:val="Single"/>
         <w:keepNext/>
+        <w:keepLines/>
         <w:spacing w:before="480" w:after="0" w:line="480" w:lineRule="exact"/>
+        <w:ind w:left="0" w:firstLine="0"/>
+        <w:jc w:val="left"/>
       </w:pPr>
       <w:r>
         <w:rPr>
@@ -802,36 +4218,207 @@
     </w:p>
     <w:p>
       <w:pPr>
-        <w:pStyle w:val="Allegation"/>
+        <w:keepNext/>
+        <w:keepLines/>
+        <w:spacing w:before="0" w:after="0" w:line="480" w:lineRule="exact"/>
+        <w:ind w:left="0" w:firstLine="720"/>
+        <w:jc w:val="left"/>
       </w:pPr>
       <w:r>
-        <w:t xml:space="preserve">Plaintiff [does / does not] consent to the entry of final orders or judgment by the Bankruptcy Court. [Placeholder: the filed exemplar has no consent statement; the author must choose one.]</w:t>
-      </w:r>
-    </w:p>
-    <w:p>
-      <w:pPr>
-        <w:pStyle w:val="Single"/>
-        <w:spacing w:before="480" w:after="0" w:line="276" w:lineRule="exact"/>
-      </w:pPr>
+        <w:t xml:space="preserve">Plaintiff</w:t>
+      </w:r>
+      <w:r>
+        <w:t xml:space="preserve"> </w:t>
+      </w:r>
+      <w:r>
+        <w:t xml:space="preserve">[does</w:t>
+      </w:r>
+      <w:r>
+        <w:t xml:space="preserve"> </w:t>
+      </w:r>
+      <w:r>
+        <w:t xml:space="preserve">/</w:t>
+      </w:r>
+      <w:r>
+        <w:t xml:space="preserve"> </w:t>
+      </w:r>
+      <w:r>
+        <w:t xml:space="preserve">does</w:t>
+      </w:r>
+      <w:r>
+        <w:t xml:space="preserve"> </w:t>
+      </w:r>
+      <w:r>
+        <w:t xml:space="preserve">not]</w:t>
+      </w:r>
+      <w:r>
+        <w:t xml:space="preserve"> </w:t>
+      </w:r>
+      <w:r>
+        <w:t xml:space="preserve">consent</w:t>
+      </w:r>
+      <w:r>
+        <w:t xml:space="preserve"> </w:t>
+      </w:r>
+      <w:r>
+        <w:t xml:space="preserve">to</w:t>
+      </w:r>
+      <w:r>
+        <w:t xml:space="preserve"> </w:t>
+      </w:r>
+      <w:r>
+        <w:t xml:space="preserve">the</w:t>
+      </w:r>
+      <w:r>
+        <w:t xml:space="preserve"> </w:t>
+      </w:r>
+      <w:r>
+        <w:t xml:space="preserve">entry</w:t>
+      </w:r>
+      <w:r>
+        <w:t xml:space="preserve"> </w:t>
+      </w:r>
+      <w:r>
+        <w:t xml:space="preserve">of</w:t>
+      </w:r>
+      <w:r>
+        <w:t xml:space="preserve"> </w:t>
+      </w:r>
+      <w:r>
+        <w:t xml:space="preserve">final</w:t>
+      </w:r>
+      <w:r>
+        <w:t xml:space="preserve"> </w:t>
+      </w:r>
+      <w:r>
+        <w:t xml:space="preserve">orders</w:t>
+      </w:r>
+      <w:r>
+        <w:t xml:space="preserve"> </w:t>
+      </w:r>
+      <w:r>
+        <w:t xml:space="preserve">or</w:t>
+      </w:r>
+      <w:r>
+        <w:t xml:space="preserve"> </w:t>
+      </w:r>
+      <w:r>
+        <w:t xml:space="preserve">judgment</w:t>
+      </w:r>
+      <w:r>
+        <w:t xml:space="preserve"> </w:t>
+      </w:r>
+      <w:r>
+        <w:t xml:space="preserve">by</w:t>
+      </w:r>
+      <w:r>
+        <w:t xml:space="preserve"> </w:t>
+      </w:r>
+      <w:r>
+        <w:t xml:space="preserve">the</w:t>
+      </w:r>
+      <w:r>
+        <w:t xml:space="preserve"> </w:t>
+      </w:r>
+      <w:r>
+        <w:t xml:space="preserve">Bankruptcy</w:t>
+      </w:r>
+      <w:r>
+        <w:t xml:space="preserve"> </w:t>
+      </w:r>
+      <w:r>
+        <w:t xml:space="preserve">Court.</w:t>
+      </w:r>
+      <w:r>
+        <w:t xml:space="preserve"> </w:t>
+      </w:r>
+      <w:r>
+        <w:t xml:space="preserve">[Placeholder:</w:t>
+      </w:r>
+      <w:r>
+        <w:t xml:space="preserve"> </w:t>
+      </w:r>
+      <w:r>
+        <w:t xml:space="preserve">the</w:t>
+      </w:r>
+      <w:r>
+        <w:t xml:space="preserve"> </w:t>
+      </w:r>
+      <w:r>
+        <w:t xml:space="preserve">filed</w:t>
+      </w:r>
+      <w:r>
+        <w:t xml:space="preserve"> </w:t>
+      </w:r>
+      <w:r>
+        <w:t xml:space="preserve">exemplar</w:t>
+      </w:r>
+      <w:r>
+        <w:t xml:space="preserve"> </w:t>
+      </w:r>
+      <w:r>
+        <w:t xml:space="preserve">has</w:t>
+      </w:r>
+      <w:r>
+        <w:t xml:space="preserve"> </w:t>
+      </w:r>
+      <w:r>
+        <w:t xml:space="preserve">no</w:t>
+      </w:r>
+      <w:r>
+        <w:t xml:space="preserve"> </w:t>
+      </w:r>
+      <w:r>
+        <w:t xml:space="preserve">consent</w:t>
+      </w:r>
+      <w:r>
+        <w:t xml:space="preserve"> </w:t>
+      </w:r>
+      <w:r>
+        <w:t xml:space="preserve">statement;</w:t>
+      </w:r>
+      <w:r>
+        <w:t xml:space="preserve"> </w:t>
+      </w:r>
+      <w:r>
+        <w:t xml:space="preserve">the</w:t>
+      </w:r>
+      <w:r>
+        <w:t xml:space="preserve"> </w:t>
+      </w:r>
+      <w:r>
+        <w:t xml:space="preserve">author</w:t>
+      </w:r>
+      <w:r>
+        <w:t xml:space="preserve"> </w:t>
+      </w:r>
+      <w:r>
+        <w:t xml:space="preserve">must</w:t>
+      </w:r>
+      <w:r>
+        <w:t xml:space="preserve"> </w:t>
+      </w:r>
+      <w:r>
+        <w:t xml:space="preserve">choose</w:t>
+      </w:r>
+      <w:r>
+        <w:t xml:space="preserve"> </w:t>
+      </w:r>
+      <w:r>
+        <w:t xml:space="preserve">one.]</w:t>
+      </w:r>
     </w:p>
     <w:tbl>
       <w:tblPr>
-        <w:tblStyle w:val="TableNormal"/>
         <w:tblW w:w="9360" w:type="dxa"/>
-        <w:tblBorders>
-          <w:top w:val="nil"/>
-          <w:left w:val="nil"/>
-          <w:bottom w:val="nil"/>
-          <w:right w:val="nil"/>
-          <w:insideH w:val="nil"/>
-          <w:insideV w:val="nil"/>
-        </w:tblBorders>
         <w:tblLayout w:type="fixed"/>
         <w:tblCellMar>
+          <w:top w:w="0" w:type="dxa"/>
           <w:left w:w="0" w:type="dxa"/>
+          <w:bottom w:w="0" w:type="dxa"/>
           <w:right w:w="0" w:type="dxa"/>
         </w:tblCellMar>
-        <w:tblLook w:val="0000" w:firstRow="0" w:lastRow="0" w:firstColumn="0" w:lastColumn="0" w:noHBand="1" w:noVBand="1"/>
+        <w:tblLook w:val="0000" w:firstRow="0" w:lastRow="0" w:firstColumn="0" w:lastColumn="0" w:noHBand="0" w:noVBand="0"/>
       </w:tblPr>
       <w:tblGrid>
         <w:gridCol w:w="4752"/>
@@ -848,7 +4435,9 @@
           </w:tcPr>
           <w:p>
             <w:pPr>
-              <w:pStyle w:val="Single"/>
+              <w:spacing w:before="480" w:after="0" w:line="276" w:lineRule="exact"/>
+              <w:ind w:left="0" w:firstLine="0"/>
+              <w:jc w:val="left"/>
             </w:pPr>
           </w:p>
         </w:tc>
@@ -858,7 +4447,9 @@
           </w:tcPr>
           <w:p>
             <w:pPr>
-              <w:pStyle w:val="Single"/>
+              <w:spacing w:before="480" w:after="0" w:line="276" w:lineRule="exact"/>
+              <w:ind w:left="0" w:firstLine="0"/>
+              <w:jc w:val="left"/>
             </w:pPr>
           </w:p>
         </w:tc>
@@ -868,46 +4459,91 @@
           </w:tcPr>
           <w:p>
             <w:pPr>
-              <w:pStyle w:val="Single"/>
+              <w:spacing w:before="480" w:after="0" w:line="276" w:lineRule="exact"/>
+              <w:ind w:left="0" w:firstLine="0"/>
+              <w:jc w:val="left"/>
             </w:pPr>
             <w:r>
-              <w:t xml:space="preserve">Erik LeRoy, P.C.</w:t>
+              <w:t xml:space="preserve">Erik</w:t>
+            </w:r>
+            <w:r>
+              <w:t xml:space="preserve"> </w:t>
+            </w:r>
+            <w:r>
+              <w:t xml:space="preserve">LeRoy,</w:t>
+            </w:r>
+            <w:r>
+              <w:t xml:space="preserve"> </w:t>
+            </w:r>
+            <w:r>
+              <w:t xml:space="preserve">P.C.</w:t>
             </w:r>
           </w:p>
           <w:p>
             <w:pPr>
-              <w:pStyle w:val="Single"/>
-              <w:spacing w:before="0" w:after="120" w:line="276" w:lineRule="exact"/>
+              <w:spacing w:before="120" w:after="0" w:line="276" w:lineRule="exact"/>
+              <w:ind w:left="0" w:firstLine="0"/>
+              <w:jc w:val="left"/>
             </w:pPr>
+            <w:r>
+              <w:t xml:space="preserve">Attorney</w:t>
+            </w:r>
+            <w:r>
+              <w:t xml:space="preserve"> </w:t>
+            </w:r>
+            <w:r>
+              <w:t xml:space="preserve">for</w:t>
+            </w:r>
+            <w:r>
+              <w:t xml:space="preserve"> </w:t>
+            </w:r>
+            <w:r>
+              <w:t xml:space="preserve">Chapter</w:t>
+            </w:r>
+            <w:r>
+              <w:t xml:space="preserve"> </w:t>
+            </w:r>
+            <w:r>
+              <w:t xml:space="preserve">7</w:t>
+            </w:r>
+            <w:r>
+              <w:t xml:space="preserve"> </w:t>
+            </w:r>
+            <w:r>
+              <w:t xml:space="preserve">Trustee</w:t>
+            </w:r>
           </w:p>
           <w:p>
             <w:pPr>
-              <w:pStyle w:val="Single"/>
+              <w:spacing w:before="0" w:after="0" w:line="276" w:lineRule="exact"/>
+              <w:ind w:left="0" w:firstLine="0"/>
+              <w:jc w:val="left"/>
             </w:pPr>
             <w:r>
-              <w:t xml:space="preserve">Attorney for Chapter 7 Trustee</w:t>
+              <w:t xml:space="preserve">Kenneth</w:t>
+            </w:r>
+            <w:r>
+              <w:t xml:space="preserve"> </w:t>
+            </w:r>
+            <w:r>
+              <w:t xml:space="preserve">Battley</w:t>
             </w:r>
           </w:p>
           <w:p>
             <w:pPr>
-              <w:pStyle w:val="Single"/>
+              <w:spacing w:before="240" w:after="0" w:line="276" w:lineRule="exact"/>
+              <w:ind w:left="0" w:firstLine="0"/>
+              <w:jc w:val="left"/>
             </w:pPr>
             <w:r>
-              <w:t xml:space="preserve">Kenneth Battley</w:t>
+              <w:t xml:space="preserve">/s/ Erik LeRoy</w:t>
             </w:r>
           </w:p>
           <w:p>
             <w:pPr>
-              <w:pStyle w:val="Single"/>
-              <w:spacing w:before="240" w:after="0" w:line="276" w:lineRule="exact"/>
-            </w:pPr>
-            <w:r>
-              <w:t xml:space="preserve">/s/ Erik LeRoy</w:t>
-            </w:r>
-          </w:p>
-          <w:p>
-            <w:pPr>
-              <w:pStyle w:val="Single"/>
+              <w:spacing w:before="0" w:after="0" w:line="276" w:lineRule="exact"/>
+              <w:ind w:left="0" w:firstLine="0"/>
+              <w:jc w:val="left"/>
             </w:pPr>
             <w:r>
               <w:t xml:space="preserve">Erik LeRoy</w:t>
@@ -917,9 +4553,9 @@
       </w:tr>
     </w:tbl>
     <w:sectPr>
-      <w:footerReference w:type="default" r:id="rId100"/>
+      <w:footerReference w:type="default" r:id="rIdFooter1"/>
       <w:pgSz w:w="12240" w:h="15840"/>
-      <w:pgMar w:top="1440" w:right="1440" w:bottom="1440" w:left="1440" w:header="720" w:footer="720" w:gutter="0"/>
+      <w:pgMar w:top="1440" w:right="1440" w:bottom="1440" w:left="1440" w:header="720" w:footer="732" w:gutter="0"/>
     </w:sectPr>
   </w:body>
 </w:document>
@@ -933,7 +4569,7 @@
 <w:ftr xmlns:w="http://schemas.openxmlformats.org/wordprocessingml/2006/main" xmlns:r="http://schemas.openxmlformats.org/officeDocument/2006/relationships">
   <w:p>
     <w:pPr>
-      <w:pStyle w:val="Footer"/>
+      <w:spacing w:before="0" w:after="0" w:line="276" w:lineRule="exact"/>
       <w:jc w:val="center"/>
     </w:pPr>
     <w:r>
@@ -1063,7 +4699,7 @@
   <w:docDefaults>
     <w:rPrDefault>
       <w:rPr>
-        <w:rFonts w:ascii="EB Garamond" w:hAnsi="EB Garamond" w:eastAsia="EB Garamond" w:cs="EB Garamond"/>
+        <w:rFonts w:ascii="Times New Roman" w:hAnsi="Times New Roman" w:eastAsia="Times New Roman" w:cs="Times New Roman"/>
         <w:sz w:val="24"/>
         <w:szCs w:val="24"/>
         <w:lang w:val="en-US" w:eastAsia="zh-CN" w:bidi="ar-SA"/>
@@ -1071,7 +4707,8 @@
     </w:rPrDefault>
     <w:pPrDefault>
       <w:pPr>
-        <w:spacing w:after="200"/>
+        <w:widowControl/>
+        <w:spacing w:after="0"/>
       </w:pPr>
     </w:pPrDefault>
   </w:docDefaults>
@@ -1079,41 +4716,29 @@
   <w:style w:type="paragraph" w:default="1" w:styleId="Normal">
     <w:name w:val="Normal"/>
     <w:qFormat/>
-    <w:pPr>
-      <w:spacing w:before="0" w:after="0" w:line="276" w:lineRule="exact"/>
-      <w:ind w:firstLine="0"/>
-    </w:pPr>
-    <w:rPr>
-      <w:rFonts w:ascii="EB Garamond" w:hAnsi="EB Garamond" w:eastAsia="EB Garamond" w:cs="EB Garamond"/>
-      <w:sz w:val="24"/>
-      <w:szCs w:val="24"/>
-    </w:rPr>
   </w:style>
   <w:style w:type="paragraph" w:styleId="BodyText">
     <w:name w:val="Body Text"/>
     <w:basedOn w:val="Normal"/>
+    <w:link w:val="BodyTextChar"/>
     <w:qFormat/>
     <w:pPr>
       <w:spacing w:before="0" w:after="0" w:line="480" w:lineRule="exact"/>
-      <w:ind w:firstLine="0"/>
+      <w:ind w:firstLine="720"/>
     </w:pPr>
   </w:style>
-  <w:style w:type="paragraph" w:styleId="FirstParagraph">
+  <w:style w:type="paragraph" w:customStyle="1" w:styleId="FirstParagraph">
     <w:name w:val="First Paragraph"/>
     <w:basedOn w:val="BodyText"/>
     <w:next w:val="BodyText"/>
     <w:qFormat/>
-    <w:pPr>
-      <w:spacing w:before="0" w:after="0" w:line="480" w:lineRule="exact"/>
-      <w:ind w:firstLine="0"/>
-    </w:pPr>
   </w:style>
   <w:style w:type="paragraph" w:customStyle="1" w:styleId="Compact">
     <w:name w:val="Compact"/>
     <w:basedOn w:val="BodyText"/>
     <w:qFormat/>
     <w:pPr>
-      <w:spacing w:before="0" w:after="0" w:line="276" w:lineRule="exact"/>
+      <w:spacing w:before="36" w:after="36"/>
     </w:pPr>
   </w:style>
   <w:style w:type="paragraph" w:styleId="Title">
@@ -1130,7 +4755,7 @@
       <w:jc w:val="center"/>
     </w:pPr>
     <w:rPr>
-      <w:rFonts w:ascii="EB Garamond" w:hAnsi="EB Garamond" w:eastAsia="EB Garamond" w:cs="EB Garamond"/>
+      <w:rFonts w:asciiTheme="majorHAnsi" w:eastAsiaTheme="majorEastAsia" w:hAnsiTheme="majorHAnsi" w:cstheme="majorBidi"/>
       <w:sz w:val="56"/>
       <w:szCs w:val="56"/>
     </w:rPr>
@@ -1142,7 +4767,7 @@
     <w:uiPriority w:val="10"/>
     <w:rsid w:val="00A10FD9"/>
     <w:rPr>
-      <w:rFonts w:ascii="EB Garamond" w:hAnsi="EB Garamond" w:eastAsia="EB Garamond" w:cs="EB Garamond"/>
+      <w:rFonts w:asciiTheme="majorHAnsi" w:eastAsiaTheme="majorEastAsia" w:hAnsiTheme="majorHAnsi" w:cstheme="majorBidi"/>
       <w:sz w:val="56"/>
       <w:szCs w:val="56"/>
     </w:rPr>
@@ -1253,17 +4878,47 @@
     <w:name w:val="heading 1"/>
     <w:basedOn w:val="Normal"/>
     <w:next w:val="BodyText"/>
+    <w:link w:val="Heading1Char"/>
     <w:uiPriority w:val="9"/>
     <w:qFormat/>
+    <w:rsid w:val="00A10FD9"/>
     <w:pPr>
       <w:keepNext/>
       <w:keepLines/>
-      <w:spacing w:before="360" w:after="60" w:line="276" w:lineRule="exact"/>
+      <w:spacing w:before="240" w:after="0" w:line="480" w:lineRule="exact"/>
       <w:ind w:firstLine="0"/>
       <w:jc w:val="center"/>
       <w:outlineLvl w:val="0"/>
     </w:pPr>
     <w:rPr>
+      <w:rFonts w:ascii="Times New Roman" w:hAnsi="Times New Roman" w:eastAsia="Times New Roman" w:cs="Times New Roman"/>
+      <w:b/>
+      <w:bCs/>
+      <w:caps/>
+      <w:color w:val="000000"/>
+      <w:sz w:val="24"/>
+      <w:szCs w:val="24"/>
+    </w:rPr>
+  </w:style>
+  <w:style w:type="paragraph" w:styleId="Heading2">
+    <w:name w:val="heading 2"/>
+    <w:basedOn w:val="Normal"/>
+    <w:next w:val="BodyText"/>
+    <w:link w:val="Heading2Char"/>
+    <w:uiPriority w:val="9"/>
+    <w:semiHidden/>
+    <w:unhideWhenUsed/>
+    <w:qFormat/>
+    <w:rsid w:val="00A10FD9"/>
+    <w:pPr>
+      <w:keepNext/>
+      <w:keepLines/>
+      <w:spacing w:before="240" w:after="0" w:line="480" w:lineRule="exact"/>
+      <w:ind w:firstLine="0"/>
+      <w:outlineLvl w:val="1"/>
+    </w:pPr>
+    <w:rPr>
+      <w:rFonts w:ascii="Times New Roman" w:hAnsi="Times New Roman" w:eastAsia="Times New Roman" w:cs="Times New Roman"/>
       <w:b/>
       <w:bCs/>
       <w:color w:val="000000"/>
@@ -1271,49 +4926,27 @@
       <w:szCs w:val="24"/>
     </w:rPr>
   </w:style>
-  <w:style w:type="paragraph" w:styleId="Heading2">
-    <w:name w:val="heading 2"/>
-    <w:basedOn w:val="Normal"/>
-    <w:next w:val="BodyText"/>
-    <w:uiPriority w:val="9"/>
-    <w:unhideWhenUsed/>
-    <w:qFormat/>
-    <w:pPr>
-      <w:keepNext/>
-      <w:keepLines/>
-      <w:spacing w:before="240" w:after="240" w:line="276" w:lineRule="exact"/>
-      <w:ind w:firstLine="0"/>
-      <w:jc w:val="left"/>
-      <w:outlineLvl w:val="1"/>
-    </w:pPr>
-    <w:rPr>
-      <w:b/>
-      <w:bCs/>
-      <w:color w:val="000000"/>
-      <w:sz w:val="24"/>
-      <w:szCs w:val="24"/>
-    </w:rPr>
-  </w:style>
   <w:style w:type="paragraph" w:styleId="Heading3">
     <w:name w:val="heading 3"/>
     <w:basedOn w:val="Normal"/>
     <w:next w:val="BodyText"/>
+    <w:link w:val="Heading3Char"/>
     <w:uiPriority w:val="9"/>
+    <w:semiHidden/>
     <w:unhideWhenUsed/>
     <w:qFormat/>
+    <w:rsid w:val="00A10FD9"/>
     <w:pPr>
       <w:keepNext/>
       <w:keepLines/>
-      <w:spacing w:before="240" w:after="240" w:line="276" w:lineRule="exact"/>
+      <w:spacing w:before="240" w:after="0" w:line="480" w:lineRule="exact"/>
       <w:ind w:firstLine="0"/>
-      <w:jc w:val="left"/>
       <w:outlineLvl w:val="2"/>
     </w:pPr>
     <w:rPr>
+      <w:rFonts w:ascii="Times New Roman" w:hAnsi="Times New Roman" w:eastAsia="Times New Roman" w:cs="Times New Roman"/>
       <w:b/>
       <w:bCs/>
-      <w:i/>
-      <w:iCs/>
       <w:color w:val="000000"/>
       <w:sz w:val="24"/>
       <w:szCs w:val="24"/>
@@ -1332,14 +4965,18 @@
     <w:pPr>
       <w:keepNext/>
       <w:keepLines/>
-      <w:spacing w:before="80" w:after="40"/>
+      <w:spacing w:before="240" w:after="0" w:line="480" w:lineRule="exact"/>
+      <w:ind w:firstLine="0"/>
       <w:outlineLvl w:val="3"/>
     </w:pPr>
     <w:rPr>
-      <w:rFonts w:eastAsiaTheme="majorEastAsia" w:cstheme="majorBidi"/>
+      <w:rFonts w:ascii="Times New Roman" w:hAnsi="Times New Roman" w:eastAsia="Times New Roman" w:cs="Times New Roman"/>
+      <w:b/>
+      <w:bCs/>
       <w:i/>
-      <w:iCs/>
-      <w:color w:val="0F4761" w:themeColor="accent1" w:themeShade="BF"/>
+      <w:color w:val="000000"/>
+      <w:sz w:val="24"/>
+      <w:szCs w:val="24"/>
     </w:rPr>
   </w:style>
   <w:style w:type="paragraph" w:styleId="Heading5">
@@ -1355,12 +4992,18 @@
     <w:pPr>
       <w:keepNext/>
       <w:keepLines/>
-      <w:spacing w:before="80" w:after="40"/>
+      <w:spacing w:before="240" w:after="0" w:line="480" w:lineRule="exact"/>
+      <w:ind w:firstLine="0"/>
       <w:outlineLvl w:val="4"/>
     </w:pPr>
     <w:rPr>
-      <w:rFonts w:eastAsiaTheme="majorEastAsia" w:cstheme="majorBidi"/>
-      <w:color w:val="0F4761" w:themeColor="accent1" w:themeShade="BF"/>
+      <w:rFonts w:ascii="Times New Roman" w:hAnsi="Times New Roman" w:eastAsia="Times New Roman" w:cs="Times New Roman"/>
+      <w:b/>
+      <w:bCs/>
+      <w:i/>
+      <w:color w:val="000000"/>
+      <w:sz w:val="24"/>
+      <w:szCs w:val="24"/>
     </w:rPr>
   </w:style>
   <w:style w:type="paragraph" w:styleId="Heading6">
@@ -1458,7 +5101,7 @@
     <w:uiPriority w:val="9"/>
     <w:rsid w:val="00A10FD9"/>
     <w:rPr>
-      <w:rFonts w:ascii="EB Garamond" w:hAnsi="EB Garamond" w:eastAsia="EB Garamond" w:cs="EB Garamond"/>
+      <w:rFonts w:asciiTheme="majorHAnsi" w:eastAsiaTheme="majorEastAsia" w:hAnsiTheme="majorHAnsi" w:cstheme="majorBidi"/>
       <w:color w:val="0F4761" w:themeColor="accent1" w:themeShade="BF"/>
       <w:sz w:val="40"/>
       <w:szCs w:val="40"/>
@@ -1472,7 +5115,7 @@
     <w:semiHidden/>
     <w:rsid w:val="00A10FD9"/>
     <w:rPr>
-      <w:rFonts w:ascii="EB Garamond" w:hAnsi="EB Garamond" w:eastAsia="EB Garamond" w:cs="EB Garamond"/>
+      <w:rFonts w:asciiTheme="majorHAnsi" w:eastAsiaTheme="majorEastAsia" w:hAnsiTheme="majorHAnsi" w:cstheme="majorBidi"/>
       <w:color w:val="0F4761" w:themeColor="accent1" w:themeShade="BF"/>
       <w:sz w:val="32"/>
       <w:szCs w:val="32"/>
@@ -1570,26 +5213,37 @@
       <w:color w:val="272727" w:themeColor="text1" w:themeTint="D8"/>
     </w:rPr>
   </w:style>
+  <w:style w:type="paragraph" w:customStyle="1" w:styleId="ListItem">
+    <w:name w:val="List Item"/>
+    <w:basedOn w:val="BodyText"/>
+    <w:qFormat/>
+    <w:pPr>
+      <w:spacing w:before="0" w:after="0" w:line="480" w:lineRule="exact"/>
+      <w:ind w:left="720" w:hanging="720"/>
+    </w:pPr>
+  </w:style>
   <w:style w:type="paragraph" w:styleId="BlockText">
     <w:name w:val="Block Text"/>
     <w:basedOn w:val="BodyText"/>
     <w:next w:val="BodyText"/>
     <w:uiPriority w:val="9"/>
+    <w:unhideWhenUsed/>
     <w:qFormat/>
     <w:pPr>
-      <w:spacing w:before="0" w:after="480" w:line="276" w:lineRule="exact"/>
-      <w:ind w:left="720" w:right="720" w:firstLine="0"/>
+      <w:spacing w:before="280" w:after="280" w:line="276" w:lineRule="exact"/>
+      <w:ind w:firstLine="0" w:left="720" w:right="720"/>
     </w:pPr>
   </w:style>
   <w:style w:type="paragraph" w:styleId="FootnoteText">
-    <w:name w:val="footnote text"/>
+    <w:name w:val="Footnote Text"/>
     <w:basedOn w:val="Normal"/>
-    <w:link w:val="FootnoteTextChar"/>
-    <w:uiPriority w:val="99"/>
+    <w:next w:val="FootnoteText"/>
+    <w:uiPriority w:val="9"/>
     <w:unhideWhenUsed/>
+    <w:qFormat/>
     <w:pPr>
-      <w:spacing w:before="0" w:after="0" w:line="276" w:lineRule="exact"/>
-      <w:ind w:firstLine="0"/>
+      <w:keepLines/>
+      <w:spacing w:before="0" w:after="140" w:line="276" w:lineRule="exact"/>
     </w:pPr>
     <w:rPr>
       <w:sz w:val="24"/>
@@ -1604,8 +5258,8 @@
     <w:unhideWhenUsed/>
     <w:qFormat/>
     <w:pPr>
-      <w:spacing w:before="100" w:after="100"/>
-      <w:ind w:firstLine="0" w:left="480" w:right="480"/>
+      <w:spacing w:before="280" w:after="280"/>
+      <w:ind w:firstLine="0" w:left="720" w:right="720"/>
     </w:pPr>
   </w:style>
   <w:style w:type="character" w:default="1" w:styleId="DefaultParagraphFont">
@@ -1613,30 +5267,27 @@
     <w:semiHidden/>
     <w:unhideWhenUsed/>
   </w:style>
-  <w:style w:type="table" w:styleId="Table">
+  <w:style w:type="table" w:default="1" w:styleId="Table">
     <w:name w:val="Table"/>
     <w:basedOn w:val="TableNormal"/>
     <w:qFormat/>
-    <w:pPr>
-      <w:spacing w:before="0" w:after="0" w:line="276" w:lineRule="exact"/>
-    </w:pPr>
     <w:tblPr>
       <w:tblInd w:w="0" w:type="dxa"/>
-      <w:tblBorders>
-        <w:top w:val="single" w:sz="4" w:space="0" w:color="000000"/>
-        <w:left w:val="single" w:sz="4" w:space="0" w:color="000000"/>
-        <w:bottom w:val="single" w:sz="4" w:space="0" w:color="000000"/>
-        <w:right w:val="single" w:sz="4" w:space="0" w:color="000000"/>
-        <w:insideH w:val="single" w:sz="4" w:space="0" w:color="000000"/>
-        <w:insideV w:val="single" w:sz="4" w:space="0" w:color="000000"/>
-      </w:tblBorders>
       <w:tblCellMar>
-        <w:top w:w="72" w:type="dxa"/>
+        <w:top w:w="0" w:type="dxa"/>
         <w:left w:w="108" w:type="dxa"/>
-        <w:bottom w:w="72" w:type="dxa"/>
+        <w:bottom w:w="0" w:type="dxa"/>
         <w:right w:w="108" w:type="dxa"/>
       </w:tblCellMar>
     </w:tblPr>
+    <w:tblStylePr w:type="firstRow">
+      <w:tcPr>
+        <w:tcBorders>
+          <w:bottom w:val="single"/>
+        </w:tcBorders>
+        <w:vAlign w:val="bottom"/>
+      </w:tcPr>
+    </w:tblStylePr>
   </w:style>
   <w:style w:type="paragraph" w:customStyle="1" w:styleId="DefinitionTerm">
     <w:name w:val="Definition Term"/>
@@ -1716,7 +5367,7 @@
     <w:name w:val="Hyperlink"/>
     <w:basedOn w:val="BodyTextChar"/>
     <w:rPr>
-      <w:color w:val="4F81BD" w:themeColor="accent1"/>
+      <w:color w:val="000000"/>
     </w:rPr>
   </w:style>
   <w:style w:type="paragraph" w:styleId="TOCHeading">
@@ -1731,122 +5382,11 @@
       <w:outlineLvl w:val="9"/>
     </w:pPr>
     <w:rPr>
-      <w:rFonts w:ascii="EB Garamond" w:hAnsi="EB Garamond" w:eastAsia="EB Garamond" w:cs="EB Garamond"/>
+      <w:rFonts w:asciiTheme="majorHAnsi" w:eastAsiaTheme="majorEastAsia" w:hAnsiTheme="majorHAnsi" w:cstheme="majorBidi"/>
       <w:b w:val="0"/>
       <w:bCs w:val="0"/>
       <w:color w:val="365F91" w:themeColor="accent1" w:themeShade="BF"/>
     </w:rPr>
-  </w:style>
-  <w:style w:type="table" w:default="1" w:styleId="TableNormal">
-    <w:name w:val="Normal Table"/>
-    <w:uiPriority w:val="99"/>
-    <w:semiHidden/>
-    <w:unhideWhenUsed/>
-    <w:tblPr>
-      <w:tblInd w:w="0" w:type="dxa"/>
-      <w:tblCellMar>
-        <w:top w:w="0" w:type="dxa"/>
-        <w:left w:w="108" w:type="dxa"/>
-        <w:bottom w:w="0" w:type="dxa"/>
-        <w:right w:w="108" w:type="dxa"/>
-      </w:tblCellMar>
-    </w:tblPr>
-  </w:style>
-  <w:style w:type="paragraph" w:customStyle="1" w:styleId="Centered">
-    <w:name w:val="Centered"/>
-    <w:basedOn w:val="Normal"/>
-    <w:qFormat/>
-    <w:pPr>
-      <w:spacing w:before="0" w:after="0" w:line="276" w:lineRule="exact"/>
-      <w:ind w:firstLine="0"/>
-      <w:jc w:val="center"/>
-    </w:pPr>
-  </w:style>
-  <w:style w:type="paragraph" w:customStyle="1" w:styleId="Single">
-    <w:name w:val="Single"/>
-    <w:basedOn w:val="Normal"/>
-    <w:qFormat/>
-    <w:pPr>
-      <w:spacing w:before="0" w:after="0" w:line="276" w:lineRule="exact"/>
-      <w:ind w:firstLine="0"/>
-    </w:pPr>
-  </w:style>
-  <w:style w:type="paragraph" w:customStyle="1" w:styleId="Allegation">
-    <w:name w:val="Allegation"/>
-    <w:basedOn w:val="BodyText"/>
-    <w:qFormat/>
-    <w:pPr>
-      <w:tabs>
-        <w:tab w:val="left" w:pos="1224"/>
-      </w:tabs>
-      <w:spacing w:before="0" w:after="0" w:line="480" w:lineRule="exact"/>
-      <w:ind w:firstLine="720"/>
-    </w:pPr>
-  </w:style>
-  <w:style w:type="paragraph" w:customStyle="1" w:styleId="LeadIn">
-    <w:name w:val="Lead-in"/>
-    <w:basedOn w:val="BodyText"/>
-    <w:qFormat/>
-    <w:pPr>
-      <w:spacing w:before="360" w:after="0" w:line="480" w:lineRule="exact"/>
-      <w:ind w:firstLine="720"/>
-    </w:pPr>
-  </w:style>
-  <w:style w:type="paragraph" w:customStyle="1" w:styleId="Relief">
-    <w:name w:val="Relief"/>
-    <w:basedOn w:val="BodyText"/>
-    <w:qFormat/>
-    <w:pPr>
-      <w:tabs>
-        <w:tab w:val="left" w:pos="1296"/>
-      </w:tabs>
-      <w:spacing w:before="0" w:after="0" w:line="480" w:lineRule="exact"/>
-      <w:ind w:left="1296" w:hanging="576" w:firstLine="0"/>
-    </w:pPr>
-  </w:style>
-  <w:style w:type="paragraph" w:customStyle="1" w:styleId="TableTitle">
-    <w:name w:val="Table Title"/>
-    <w:basedOn w:val="Normal"/>
-    <w:qFormat/>
-    <w:pPr>
-      <w:keepNext/>
-      <w:spacing w:before="240" w:after="240" w:line="276" w:lineRule="exact"/>
-      <w:ind w:firstLine="0"/>
-      <w:jc w:val="center"/>
-    </w:pPr>
-    <w:rPr>
-      <w:b/>
-      <w:bCs/>
-    </w:rPr>
-  </w:style>
-  <w:style w:type="paragraph" w:styleId="Footer">
-    <w:name w:val="footer"/>
-    <w:basedOn w:val="Normal"/>
-    <w:uiPriority w:val="99"/>
-    <w:unhideWhenUsed/>
-    <w:pPr>
-      <w:tabs>
-        <w:tab w:val="center" w:pos="4680"/>
-        <w:tab w:val="right" w:pos="9360"/>
-      </w:tabs>
-      <w:spacing w:before="0" w:after="0" w:line="276" w:lineRule="exact"/>
-      <w:ind w:firstLine="0"/>
-      <w:jc w:val="center"/>
-    </w:pPr>
-    <w:rPr>
-      <w:sz w:val="24"/>
-      <w:szCs w:val="24"/>
-    </w:rPr>
-  </w:style>
-  <w:style w:type="paragraph" w:customStyle="1" w:styleId="LeadIn">
-    <w:name w:val="LeadIn"/>
-    <w:basedOn w:val="BodyText"/>
-    <w:qFormat/>
-  </w:style>
-  <w:style w:type="paragraph" w:customStyle="1" w:styleId="TableTitle">
-    <w:name w:val="TableTitle"/>
-    <w:basedOn w:val="BodyText"/>
-    <w:qFormat/>
   </w:style>
   <w:style w:type="paragraph" w:customStyle="1" w:styleId="SourceCode">
     <w:name w:val="Source Code"/>
